--- a/fuentes/CFA1_13510005_DU.docx
+++ b/fuentes/CFA1_13510005_DU.docx
@@ -1,6 +1,6 @@
 
 <file path=word/document.xml><?xml version="1.0" encoding="utf-8"?>
-<w:document xmlns:wpc="http://schemas.microsoft.com/office/word/2010/wordprocessingCanvas" xmlns:cx="http://schemas.microsoft.com/office/drawing/2014/chartex" xmlns:cx1="http://schemas.microsoft.com/office/drawing/2015/9/8/chartex" xmlns:cx2="http://schemas.microsoft.com/office/drawing/2015/10/21/chartex" xmlns:cx3="http://schemas.microsoft.com/office/drawing/2016/5/9/chartex" xmlns:cx4="http://schemas.microsoft.com/office/drawing/2016/5/10/chartex" xmlns:cx5="http://schemas.microsoft.com/office/drawing/2016/5/11/chartex" xmlns:cx6="http://schemas.microsoft.com/office/drawing/2016/5/12/chartex" xmlns:cx7="http://schemas.microsoft.com/office/drawing/2016/5/13/chartex" xmlns:cx8="http://schemas.microsoft.com/office/drawing/2016/5/14/chartex" xmlns:mc="http://schemas.openxmlformats.org/markup-compatibility/2006" xmlns:aink="http://schemas.microsoft.com/office/drawing/2016/ink" xmlns:am3d="http://schemas.microsoft.com/office/drawing/2017/model3d" xmlns:o="urn:schemas-microsoft-com:office:office" xmlns:r="http://schemas.openxmlformats.org/officeDocument/2006/relationships" xmlns:m="http://schemas.openxmlformats.org/officeDocument/2006/math" xmlns:v="urn:schemas-microsoft-com:vml" xmlns:wp14="http://schemas.microsoft.com/office/word/2010/wordprocessingDrawing" xmlns:wp="http://schemas.openxmlformats.org/drawingml/2006/wordprocessingDrawing" xmlns:w10="urn:schemas-microsoft-com:office:word" xmlns:w="http://schemas.openxmlformats.org/wordprocessingml/2006/main" xmlns:w14="http://schemas.microsoft.com/office/word/2010/wordml" xmlns:w15="http://schemas.microsoft.com/office/word/2012/wordml" xmlns:w16cid="http://schemas.microsoft.com/office/word/2016/wordml/cid" xmlns:w16se="http://schemas.microsoft.com/office/word/2015/wordml/symex" xmlns:wpg="http://schemas.microsoft.com/office/word/2010/wordprocessingGroup" xmlns:wpi="http://schemas.microsoft.com/office/word/2010/wordprocessingInk" xmlns:wne="http://schemas.microsoft.com/office/word/2006/wordml" xmlns:wps="http://schemas.microsoft.com/office/word/2010/wordprocessingShape" mc:Ignorable="w14 w15 w16se w16cid wp14">
+<w:document xmlns:wpc="http://schemas.microsoft.com/office/word/2010/wordprocessingCanvas" xmlns:cx="http://schemas.microsoft.com/office/drawing/2014/chartex" xmlns:cx1="http://schemas.microsoft.com/office/drawing/2015/9/8/chartex" xmlns:cx2="http://schemas.microsoft.com/office/drawing/2015/10/21/chartex" xmlns:cx3="http://schemas.microsoft.com/office/drawing/2016/5/9/chartex" xmlns:cx4="http://schemas.microsoft.com/office/drawing/2016/5/10/chartex" xmlns:cx5="http://schemas.microsoft.com/office/drawing/2016/5/11/chartex" xmlns:cx6="http://schemas.microsoft.com/office/drawing/2016/5/12/chartex" xmlns:cx7="http://schemas.microsoft.com/office/drawing/2016/5/13/chartex" xmlns:cx8="http://schemas.microsoft.com/office/drawing/2016/5/14/chartex" xmlns:mc="http://schemas.openxmlformats.org/markup-compatibility/2006" xmlns:aink="http://schemas.microsoft.com/office/drawing/2016/ink" xmlns:am3d="http://schemas.microsoft.com/office/drawing/2017/model3d" xmlns:o="urn:schemas-microsoft-com:office:office" xmlns:r="http://schemas.openxmlformats.org/officeDocument/2006/relationships" xmlns:m="http://schemas.openxmlformats.org/officeDocument/2006/math" xmlns:v="urn:schemas-microsoft-com:vml" xmlns:wp14="http://schemas.microsoft.com/office/word/2010/wordprocessingDrawing" xmlns:wp="http://schemas.openxmlformats.org/drawingml/2006/wordprocessingDrawing" xmlns:w10="urn:schemas-microsoft-com:office:word" xmlns:w="http://schemas.openxmlformats.org/wordprocessingml/2006/main" xmlns:w14="http://schemas.microsoft.com/office/word/2010/wordml" xmlns:w15="http://schemas.microsoft.com/office/word/2012/wordml" xmlns:w16cex="http://schemas.microsoft.com/office/word/2018/wordml/cex" xmlns:w16cid="http://schemas.microsoft.com/office/word/2016/wordml/cid" xmlns:w16="http://schemas.microsoft.com/office/word/2018/wordml" xmlns:w16se="http://schemas.microsoft.com/office/word/2015/wordml/symex" xmlns:wpg="http://schemas.microsoft.com/office/word/2010/wordprocessingGroup" xmlns:wpi="http://schemas.microsoft.com/office/word/2010/wordprocessingInk" xmlns:wne="http://schemas.microsoft.com/office/word/2006/wordml" xmlns:wps="http://schemas.microsoft.com/office/word/2010/wordprocessingShape" mc:Ignorable="w14 w15 w16se w16cid w16 w16cex wp14">
   <w:body>
     <w:p>
       <w:r>
@@ -40,7 +40,7 @@
                     </pic:cNvPicPr>
                   </pic:nvPicPr>
                   <pic:blipFill>
-                    <a:blip r:embed="rId8">
+                    <a:blip r:embed="rId11">
                       <a:extLst>
                         <a:ext uri="{28A0092B-C50C-407E-A947-70E740481C1C}">
                           <a14:useLocalDpi xmlns:a14="http://schemas.microsoft.com/office/drawing/2010/main" val="0"/>
@@ -213,7 +213,7 @@
               </wp:anchor>
             </w:drawing>
           </mc:Choice>
-          <mc:Fallback xmlns:w16sdtdh="http://schemas.microsoft.com/office/word/2020/wordml/sdtdatahash" xmlns:w16="http://schemas.microsoft.com/office/word/2018/wordml" xmlns:w16cex="http://schemas.microsoft.com/office/word/2018/wordml/cex">
+          <mc:Fallback xmlns:w16sdtdh="http://schemas.microsoft.com/office/word/2020/wordml/sdtdatahash">
             <w:pict>
               <v:rect w14:anchorId="5C6229C9" id="Rectángulo 4" o:spid="_x0000_s1026" style="position:absolute;margin-left:-55.7pt;margin-top:29pt;width:613.85pt;height:204pt;z-index:-251659776;visibility:visible;mso-wrap-style:square;mso-width-percent:0;mso-height-percent:0;mso-wrap-distance-left:9pt;mso-wrap-distance-top:0;mso-wrap-distance-right:9pt;mso-wrap-distance-bottom:0;mso-position-horizontal:absolute;mso-position-horizontal-relative:text;mso-position-vertical:absolute;mso-position-vertical-relative:text;mso-width-percent:0;mso-height-percent:0;mso-width-relative:page;mso-height-relative:margin;v-text-anchor:middle" o:gfxdata="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" fillcolor="#00314d" stroked="f" strokeweight="1pt"/>
             </w:pict>
@@ -318,7 +318,7 @@
                 <v:stroke joinstyle="miter"/>
                 <v:path gradientshapeok="t" o:connecttype="rect"/>
               </v:shapetype>
-              <v:shape id="Cuadro de texto 2" o:spid="_x0000_s1026" type="#_x0000_t202" style="position:absolute;left:0;text-align:left;margin-left:-20.7pt;margin-top:22pt;width:488.95pt;height:146.25pt;z-index:251657728;visibility:visible;mso-wrap-style:square;mso-width-percent:0;mso-height-percent:0;mso-wrap-distance-left:9pt;mso-wrap-distance-top:3.6pt;mso-wrap-distance-right:9pt;mso-wrap-distance-bottom:3.6pt;mso-position-horizontal:absolute;mso-position-horizontal-relative:text;mso-position-vertical:absolute;mso-position-vertical-relative:text;mso-width-percent:0;mso-height-percent:0;mso-width-relative:margin;mso-height-relative:margin;v-text-anchor:top" o:gfxdata="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" filled="f" stroked="f">
+              <v:shape id="Cuadro de texto 2" o:spid="_x0000_s1026" type="#_x0000_t202" alt="&quot;&quot;" style="position:absolute;left:0;text-align:left;margin-left:-20.7pt;margin-top:22pt;width:488.95pt;height:146.25pt;z-index:251657728;visibility:visible;mso-wrap-style:square;mso-width-percent:0;mso-height-percent:0;mso-wrap-distance-left:9pt;mso-wrap-distance-top:3.6pt;mso-wrap-distance-right:9pt;mso-wrap-distance-bottom:3.6pt;mso-position-horizontal:absolute;mso-position-horizontal-relative:text;mso-position-vertical:absolute;mso-position-vertical-relative:text;mso-width-percent:0;mso-height-percent:0;mso-width-relative:margin;mso-height-relative:margin;v-text-anchor:top" o:gfxdata="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" filled="f" stroked="f">
                 <v:textbox>
                   <w:txbxContent>
                     <w:p>
@@ -531,7 +531,7 @@
         </w:rPr>
         <w:fldChar w:fldCharType="separate"/>
       </w:r>
-      <w:hyperlink w:anchor="_Toc223458276" w:history="1">
+      <w:hyperlink w:anchor="_Toc226472847" w:history="1">
         <w:r>
           <w:rPr>
             <w:rStyle w:val="Hipervnculo"/>
@@ -558,7 +558,7 @@
             <w:noProof/>
             <w:webHidden/>
           </w:rPr>
-          <w:instrText xml:space="preserve"> PAGEREF _Toc223458276 \h </w:instrText>
+          <w:instrText xml:space="preserve"> PAGEREF _Toc226472847 \h </w:instrText>
         </w:r>
         <w:r>
           <w:rPr>
@@ -604,7 +604,7 @@
           <w:lang w:eastAsia="es-CO"/>
         </w:rPr>
       </w:pPr>
-      <w:hyperlink w:anchor="_Toc223458277" w:history="1">
+      <w:hyperlink w:anchor="_Toc226472848" w:history="1">
         <w:r>
           <w:rPr>
             <w:rStyle w:val="Hipervnculo"/>
@@ -627,7 +627,7 @@
             <w:rStyle w:val="Hipervnculo"/>
             <w:noProof/>
           </w:rPr>
-          <w:t>Información: concepto y características de la información</w:t>
+          <w:t>Información: concepto, procedencia, características</w:t>
         </w:r>
         <w:r>
           <w:rPr>
@@ -648,7 +648,7 @@
             <w:noProof/>
             <w:webHidden/>
           </w:rPr>
-          <w:instrText xml:space="preserve"> PAGEREF _Toc223458277 \h </w:instrText>
+          <w:instrText xml:space="preserve"> PAGEREF _Toc226472848 \h </w:instrText>
         </w:r>
         <w:r>
           <w:rPr>
@@ -694,7 +694,7 @@
           <w:lang w:eastAsia="es-CO"/>
         </w:rPr>
       </w:pPr>
-      <w:hyperlink w:anchor="_Toc223458278" w:history="1">
+      <w:hyperlink w:anchor="_Toc226472849" w:history="1">
         <w:r>
           <w:rPr>
             <w:rStyle w:val="Hipervnculo"/>
@@ -738,7 +738,7 @@
             <w:noProof/>
             <w:webHidden/>
           </w:rPr>
-          <w:instrText xml:space="preserve"> PAGEREF _Toc223458278 \h </w:instrText>
+          <w:instrText xml:space="preserve"> PAGEREF _Toc226472849 \h </w:instrText>
         </w:r>
         <w:r>
           <w:rPr>
@@ -784,7 +784,7 @@
           <w:lang w:eastAsia="es-CO"/>
         </w:rPr>
       </w:pPr>
-      <w:hyperlink w:anchor="_Toc223458279" w:history="1">
+      <w:hyperlink w:anchor="_Toc226472850" w:history="1">
         <w:r>
           <w:rPr>
             <w:rStyle w:val="Hipervnculo"/>
@@ -828,7 +828,7 @@
             <w:noProof/>
             <w:webHidden/>
           </w:rPr>
-          <w:instrText xml:space="preserve"> PAGEREF _Toc223458279 \h </w:instrText>
+          <w:instrText xml:space="preserve"> PAGEREF _Toc226472850 \h </w:instrText>
         </w:r>
         <w:r>
           <w:rPr>
@@ -874,7 +874,7 @@
           <w:lang w:eastAsia="es-CO"/>
         </w:rPr>
       </w:pPr>
-      <w:hyperlink w:anchor="_Toc223458280" w:history="1">
+      <w:hyperlink w:anchor="_Toc226472851" w:history="1">
         <w:r>
           <w:rPr>
             <w:rStyle w:val="Hipervnculo"/>
@@ -918,7 +918,7 @@
             <w:noProof/>
             <w:webHidden/>
           </w:rPr>
-          <w:instrText xml:space="preserve"> PAGEREF _Toc223458280 \h </w:instrText>
+          <w:instrText xml:space="preserve"> PAGEREF _Toc226472851 \h </w:instrText>
         </w:r>
         <w:r>
           <w:rPr>
@@ -964,7 +964,7 @@
           <w:lang w:eastAsia="es-CO"/>
         </w:rPr>
       </w:pPr>
-      <w:hyperlink w:anchor="_Toc223458281" w:history="1">
+      <w:hyperlink w:anchor="_Toc226472852" w:history="1">
         <w:r>
           <w:rPr>
             <w:rStyle w:val="Hipervnculo"/>
@@ -1008,7 +1008,7 @@
             <w:noProof/>
             <w:webHidden/>
           </w:rPr>
-          <w:instrText xml:space="preserve"> PAGEREF _Toc223458281 \h </w:instrText>
+          <w:instrText xml:space="preserve"> PAGEREF _Toc226472852 \h </w:instrText>
         </w:r>
         <w:r>
           <w:rPr>
@@ -1046,7 +1046,6 @@
           <w:tab w:val="left" w:pos="1320"/>
           <w:tab w:val="right" w:leader="dot" w:pos="9962"/>
         </w:tabs>
-        <w:ind w:left="989" w:hanging="280"/>
         <w:rPr>
           <w:rFonts w:asciiTheme="minorHAnsi" w:eastAsiaTheme="minorEastAsia" w:hAnsiTheme="minorHAnsi" w:cstheme="minorBidi"/>
           <w:noProof/>
@@ -1055,7 +1054,7 @@
           <w:lang w:eastAsia="es-CO"/>
         </w:rPr>
       </w:pPr>
-      <w:hyperlink w:anchor="_Toc223458282" w:history="1">
+      <w:hyperlink w:anchor="_Toc226472853" w:history="1">
         <w:r>
           <w:rPr>
             <w:rStyle w:val="Hipervnculo"/>
@@ -1078,21 +1077,7 @@
             <w:rStyle w:val="Hipervnculo"/>
             <w:noProof/>
           </w:rPr>
-          <w:t>Filtros de búsqueda y tipos de búsqueda, por palabra clave, por tema, por tipo</w:t>
-        </w:r>
-        <w:r>
-          <w:rPr>
-            <w:noProof/>
-            <w:webHidden/>
-          </w:rPr>
-          <w:tab/>
-        </w:r>
-        <w:r>
-          <w:rPr>
-            <w:noProof/>
-            <w:webHidden/>
-          </w:rPr>
-          <w:tab/>
+          <w:t>Filtros de búsqueda</w:t>
         </w:r>
         <w:r>
           <w:rPr>
@@ -1113,7 +1098,7 @@
             <w:noProof/>
             <w:webHidden/>
           </w:rPr>
-          <w:instrText xml:space="preserve"> PAGEREF _Toc223458282 \h </w:instrText>
+          <w:instrText xml:space="preserve"> PAGEREF _Toc226472853 \h </w:instrText>
         </w:r>
         <w:r>
           <w:rPr>
@@ -1159,7 +1144,7 @@
           <w:lang w:eastAsia="es-CO"/>
         </w:rPr>
       </w:pPr>
-      <w:hyperlink w:anchor="_Toc223458289" w:history="1">
+      <w:hyperlink w:anchor="_Toc226472860" w:history="1">
         <w:r>
           <w:rPr>
             <w:rStyle w:val="Hipervnculo"/>
@@ -1203,7 +1188,7 @@
             <w:noProof/>
             <w:webHidden/>
           </w:rPr>
-          <w:instrText xml:space="preserve"> PAGEREF _Toc223458289 \h </w:instrText>
+          <w:instrText xml:space="preserve"> PAGEREF _Toc226472860 \h </w:instrText>
         </w:r>
         <w:r>
           <w:rPr>
@@ -1249,7 +1234,7 @@
           <w:lang w:eastAsia="es-CO"/>
         </w:rPr>
       </w:pPr>
-      <w:hyperlink w:anchor="_Toc223458290" w:history="1">
+      <w:hyperlink w:anchor="_Toc226472861" w:history="1">
         <w:r>
           <w:rPr>
             <w:rStyle w:val="Hipervnculo"/>
@@ -1293,7 +1278,7 @@
             <w:noProof/>
             <w:webHidden/>
           </w:rPr>
-          <w:instrText xml:space="preserve"> PAGEREF _Toc223458290 \h </w:instrText>
+          <w:instrText xml:space="preserve"> PAGEREF _Toc226472861 \h </w:instrText>
         </w:r>
         <w:r>
           <w:rPr>
@@ -1339,7 +1324,7 @@
           <w:lang w:eastAsia="es-CO"/>
         </w:rPr>
       </w:pPr>
-      <w:hyperlink w:anchor="_Toc223458291" w:history="1">
+      <w:hyperlink w:anchor="_Toc226472862" w:history="1">
         <w:r>
           <w:rPr>
             <w:rStyle w:val="Hipervnculo"/>
@@ -1362,7 +1347,7 @@
             <w:rStyle w:val="Hipervnculo"/>
             <w:noProof/>
           </w:rPr>
-          <w:t>Lenguajes naturales y lenguaje controlado</w:t>
+          <w:t>Lenguaje natural y lenguaje controlado</w:t>
         </w:r>
         <w:r>
           <w:rPr>
@@ -1383,7 +1368,7 @@
             <w:noProof/>
             <w:webHidden/>
           </w:rPr>
-          <w:instrText xml:space="preserve"> PAGEREF _Toc223458291 \h </w:instrText>
+          <w:instrText xml:space="preserve"> PAGEREF _Toc226472862 \h </w:instrText>
         </w:r>
         <w:r>
           <w:rPr>
@@ -1428,7 +1413,7 @@
           <w:lang w:eastAsia="es-CO"/>
         </w:rPr>
       </w:pPr>
-      <w:hyperlink w:anchor="_Toc223458292" w:history="1">
+      <w:hyperlink w:anchor="_Toc226472863" w:history="1">
         <w:r>
           <w:rPr>
             <w:rStyle w:val="Hipervnculo"/>
@@ -1455,7 +1440,7 @@
             <w:noProof/>
             <w:webHidden/>
           </w:rPr>
-          <w:instrText xml:space="preserve"> PAGEREF _Toc223458292 \h </w:instrText>
+          <w:instrText xml:space="preserve"> PAGEREF _Toc226472863 \h </w:instrText>
         </w:r>
         <w:r>
           <w:rPr>
@@ -1500,7 +1485,7 @@
           <w:lang w:eastAsia="es-CO"/>
         </w:rPr>
       </w:pPr>
-      <w:hyperlink w:anchor="_Toc223458293" w:history="1">
+      <w:hyperlink w:anchor="_Toc226472864" w:history="1">
         <w:r>
           <w:rPr>
             <w:rStyle w:val="Hipervnculo"/>
@@ -1527,7 +1512,7 @@
             <w:noProof/>
             <w:webHidden/>
           </w:rPr>
-          <w:instrText xml:space="preserve"> PAGEREF _Toc223458293 \h </w:instrText>
+          <w:instrText xml:space="preserve"> PAGEREF _Toc226472864 \h </w:instrText>
         </w:r>
         <w:r>
           <w:rPr>
@@ -1572,7 +1557,7 @@
           <w:lang w:eastAsia="es-CO"/>
         </w:rPr>
       </w:pPr>
-      <w:hyperlink w:anchor="_Toc223458294" w:history="1">
+      <w:hyperlink w:anchor="_Toc226472865" w:history="1">
         <w:r>
           <w:rPr>
             <w:rStyle w:val="Hipervnculo"/>
@@ -1600,7 +1585,7 @@
             <w:noProof/>
             <w:webHidden/>
           </w:rPr>
-          <w:instrText xml:space="preserve"> PAGEREF _Toc223458294 \h </w:instrText>
+          <w:instrText xml:space="preserve"> PAGEREF _Toc226472865 \h </w:instrText>
         </w:r>
         <w:r>
           <w:rPr>
@@ -1645,7 +1630,7 @@
           <w:lang w:eastAsia="es-CO"/>
         </w:rPr>
       </w:pPr>
-      <w:hyperlink w:anchor="_Toc223458295" w:history="1">
+      <w:hyperlink w:anchor="_Toc226472866" w:history="1">
         <w:r>
           <w:rPr>
             <w:rStyle w:val="Hipervnculo"/>
@@ -1672,7 +1657,7 @@
             <w:noProof/>
             <w:webHidden/>
           </w:rPr>
-          <w:instrText xml:space="preserve"> PAGEREF _Toc223458295 \h </w:instrText>
+          <w:instrText xml:space="preserve"> PAGEREF _Toc226472866 \h </w:instrText>
         </w:r>
         <w:r>
           <w:rPr>
@@ -1715,7 +1700,7 @@
         <w:fldChar w:fldCharType="end"/>
       </w:r>
       <w:bookmarkStart w:id="0" w:name="_Toc176443691"/>
-      <w:bookmarkStart w:id="1" w:name="_Toc223458276"/>
+      <w:bookmarkStart w:id="1" w:name="_Toc226472847"/>
       <w:r>
         <w:t>Introducción</w:t>
       </w:r>
@@ -1841,7 +1826,7 @@
                     </pic:cNvPicPr>
                   </pic:nvPicPr>
                   <pic:blipFill>
-                    <a:blip r:embed="rId9">
+                    <a:blip r:embed="rId12">
                       <a:extLst>
                         <a:ext uri="{28A0092B-C50C-407E-A947-70E740481C1C}">
                           <a14:useLocalDpi xmlns:a14="http://schemas.microsoft.com/office/drawing/2010/main" val="0"/>
@@ -2001,14 +1986,11 @@
       <w:pPr>
         <w:pStyle w:val="Ttulo1"/>
       </w:pPr>
-      <w:bookmarkStart w:id="3" w:name="_Toc223458277"/>
-      <w:r>
-        <w:t xml:space="preserve">Información: </w:t>
+      <w:bookmarkStart w:id="3" w:name="_Toc226472848"/>
+      <w:r>
+        <w:t>Información: concepto, procedencia, características</w:t>
       </w:r>
       <w:bookmarkEnd w:id="3"/>
-      <w:r>
-        <w:t>concepto, procedencia, características</w:t>
-      </w:r>
     </w:p>
     <w:p>
       <w:pPr>
@@ -2063,7 +2045,7 @@
                     </pic:cNvPicPr>
                   </pic:nvPicPr>
                   <pic:blipFill>
-                    <a:blip r:embed="rId10">
+                    <a:blip r:embed="rId13">
                       <a:extLst>
                         <a:ext uri="{28A0092B-C50C-407E-A947-70E740481C1C}">
                           <a14:useLocalDpi xmlns:a14="http://schemas.microsoft.com/office/drawing/2010/main" val="0"/>
@@ -2599,7 +2581,6 @@
         </w:rPr>
         <w:t xml:space="preserve">La </w:t>
       </w:r>
-      <w:proofErr w:type="spellStart"/>
       <w:r>
         <w:rPr>
           <w:b/>
@@ -2610,14 +2591,7 @@
         <w:rPr>
           <w:b/>
         </w:rPr>
-        <w:t>nfodemia</w:t>
-      </w:r>
-      <w:proofErr w:type="spellEnd"/>
-      <w:r>
-        <w:rPr>
-          <w:b/>
-        </w:rPr>
-        <w:t xml:space="preserve"> y la </w:t>
+        <w:t xml:space="preserve">nfodemia y la </w:t>
       </w:r>
       <w:r>
         <w:rPr>
@@ -3335,7 +3309,7 @@
                     </pic:cNvPicPr>
                   </pic:nvPicPr>
                   <pic:blipFill>
-                    <a:blip r:embed="rId11">
+                    <a:blip r:embed="rId14">
                       <a:extLst>
                         <a:ext uri="{28A0092B-C50C-407E-A947-70E740481C1C}">
                           <a14:useLocalDpi xmlns:a14="http://schemas.microsoft.com/office/drawing/2010/main" val="0"/>
@@ -4186,8 +4160,6 @@
       <w:pPr>
         <w:pStyle w:val="Figura"/>
       </w:pPr>
-      <w:bookmarkStart w:id="5" w:name="_GoBack"/>
-      <w:bookmarkEnd w:id="5"/>
       <w:r>
         <w:t>Estrategia “embudo”: comenzar amplio y terminar preciso</w:t>
       </w:r>
@@ -4221,7 +4193,7 @@
                     </pic:cNvPicPr>
                   </pic:nvPicPr>
                   <pic:blipFill>
-                    <a:blip r:embed="rId12">
+                    <a:blip r:embed="rId15">
                       <a:extLst>
                         <a:ext uri="{28A0092B-C50C-407E-A947-70E740481C1C}">
                           <a14:useLocalDpi xmlns:a14="http://schemas.microsoft.com/office/drawing/2010/main" val="0"/>
@@ -4428,7 +4400,7 @@
       <w:pPr>
         <w:pStyle w:val="Ttulo1"/>
       </w:pPr>
-      <w:bookmarkStart w:id="6" w:name="_Toc223458278"/>
+      <w:bookmarkStart w:id="5" w:name="_Toc226472849"/>
       <w:r>
         <w:lastRenderedPageBreak/>
         <w:t xml:space="preserve">Fuentes de </w:t>
@@ -4439,7 +4411,7 @@
       <w:r>
         <w:t>nformación: concepto, tipos</w:t>
       </w:r>
-      <w:bookmarkEnd w:id="6"/>
+      <w:bookmarkEnd w:id="5"/>
     </w:p>
     <w:p>
       <w:pPr>
@@ -4454,21 +4426,7 @@
         <w:rPr>
           <w:lang w:eastAsia="es-CO"/>
         </w:rPr>
-        <w:t xml:space="preserve">Para comprender la importancia de las fuentes de información en el estudio, el trabajo académico y la vida cotidiana, acceda al siguiente </w:t>
-      </w:r>
-      <w:proofErr w:type="spellStart"/>
-      <w:r>
-        <w:rPr>
-          <w:lang w:eastAsia="es-CO"/>
-        </w:rPr>
-        <w:t>pódcast</w:t>
-      </w:r>
-      <w:proofErr w:type="spellEnd"/>
-      <w:r>
-        <w:rPr>
-          <w:lang w:eastAsia="es-CO"/>
-        </w:rPr>
-        <w:t>, un espacio de reflexión donde se analiza qué son las fuentes de información, cómo se clasifican y por qué es fundamental aprender a evaluarlas de manera crítica. Este contenido permite profundizar en el uso responsable y ético de la información, aportando criterios que fortalecen la toma de decisiones informadas y la calidad de los procesos de aprendizaje:</w:t>
+        <w:t>Para comprender la importancia de las fuentes de información en el estudio, el trabajo académico y la vida cotidiana, acceda al siguiente pódcast, un espacio de reflexión donde se analiza qué son las fuentes de información, cómo se clasifican y por qué es fundamental aprender a evaluarlas de manera crítica. Este contenido permite profundizar en el uso responsable y ético de la información, aportando criterios que fortalecen la toma de decisiones informadas y la calidad de los procesos de aprendizaje:</w:t>
       </w:r>
     </w:p>
     <w:tbl>
@@ -4502,23 +4460,7 @@
                 <w:b/>
                 <w:lang w:eastAsia="es-CO"/>
               </w:rPr>
-              <w:t xml:space="preserve">Título del </w:t>
-            </w:r>
-            <w:proofErr w:type="spellStart"/>
-            <w:r>
-              <w:rPr>
-                <w:b/>
-                <w:lang w:eastAsia="es-CO"/>
-              </w:rPr>
-              <w:t>pódcast</w:t>
-            </w:r>
-            <w:proofErr w:type="spellEnd"/>
-            <w:r>
-              <w:rPr>
-                <w:b/>
-                <w:lang w:eastAsia="es-CO"/>
-              </w:rPr>
-              <w:t xml:space="preserve">: </w:t>
+              <w:t xml:space="preserve">Título del pódcast: </w:t>
             </w:r>
             <w:r>
               <w:rPr>
@@ -6095,12 +6037,12 @@
       <w:pPr>
         <w:pStyle w:val="Ttulo1"/>
       </w:pPr>
-      <w:bookmarkStart w:id="7" w:name="_Toc223458279"/>
+      <w:bookmarkStart w:id="6" w:name="_Toc226472850"/>
       <w:r>
         <w:lastRenderedPageBreak/>
         <w:t>Estrategias de búsqueda</w:t>
       </w:r>
-      <w:bookmarkEnd w:id="7"/>
+      <w:bookmarkEnd w:id="6"/>
     </w:p>
     <w:p>
       <w:pPr>
@@ -7775,12 +7717,12 @@
       <w:pPr>
         <w:pStyle w:val="Ttulo1"/>
       </w:pPr>
-      <w:bookmarkStart w:id="8" w:name="_Toc223458280"/>
+      <w:bookmarkStart w:id="7" w:name="_Toc226472851"/>
       <w:r>
         <w:lastRenderedPageBreak/>
         <w:t>Buscadores: concepto, usos, tipos</w:t>
       </w:r>
-      <w:bookmarkEnd w:id="8"/>
+      <w:bookmarkEnd w:id="7"/>
     </w:p>
     <w:p>
       <w:pPr>
@@ -8469,12 +8411,12 @@
       <w:pPr>
         <w:pStyle w:val="Ttulo1"/>
       </w:pPr>
-      <w:bookmarkStart w:id="9" w:name="_Toc223458281"/>
+      <w:bookmarkStart w:id="8" w:name="_Toc226472852"/>
       <w:r>
         <w:lastRenderedPageBreak/>
         <w:t>Operadores de búsqueda</w:t>
       </w:r>
-      <w:bookmarkEnd w:id="9"/>
+      <w:bookmarkEnd w:id="8"/>
     </w:p>
     <w:p>
       <w:pPr>
@@ -9424,7 +9366,7 @@
                     </pic:cNvPicPr>
                   </pic:nvPicPr>
                   <pic:blipFill>
-                    <a:blip r:embed="rId13">
+                    <a:blip r:embed="rId16">
                       <a:extLst>
                         <a:ext uri="{28A0092B-C50C-407E-A947-70E740481C1C}">
                           <a14:useLocalDpi xmlns:a14="http://schemas.microsoft.com/office/drawing/2010/main" val="0"/>
@@ -10176,12 +10118,15 @@
       <w:pPr>
         <w:pStyle w:val="Ttulo1"/>
       </w:pPr>
-      <w:bookmarkStart w:id="10" w:name="_Toc223458282"/>
+      <w:bookmarkStart w:id="9" w:name="_Toc226472853"/>
       <w:r>
         <w:lastRenderedPageBreak/>
-        <w:t xml:space="preserve">Filtros de búsqueda </w:t>
-      </w:r>
-      <w:bookmarkEnd w:id="10"/>
+        <w:t>Filtros de búsqueda</w:t>
+      </w:r>
+      <w:bookmarkEnd w:id="9"/>
+      <w:r>
+        <w:t xml:space="preserve"> </w:t>
+      </w:r>
     </w:p>
     <w:p>
       <w:pPr>
@@ -11135,7 +11080,9 @@
           <w:lang w:eastAsia="es-CO"/>
         </w:rPr>
       </w:pPr>
-      <w:bookmarkStart w:id="11" w:name="_Toc223458283"/>
+      <w:bookmarkStart w:id="10" w:name="_Toc223458283"/>
+      <w:bookmarkStart w:id="11" w:name="_Toc226472854"/>
+      <w:bookmarkEnd w:id="10"/>
       <w:bookmarkEnd w:id="11"/>
     </w:p>
     <w:p>
@@ -11162,7 +11109,9 @@
         </w:rPr>
       </w:pPr>
       <w:bookmarkStart w:id="12" w:name="_Toc223458284"/>
+      <w:bookmarkStart w:id="13" w:name="_Toc226472855"/>
       <w:bookmarkEnd w:id="12"/>
+      <w:bookmarkEnd w:id="13"/>
     </w:p>
     <w:p>
       <w:pPr>
@@ -11187,8 +11136,10 @@
           <w:lang w:eastAsia="es-CO"/>
         </w:rPr>
       </w:pPr>
-      <w:bookmarkStart w:id="13" w:name="_Toc223458285"/>
-      <w:bookmarkEnd w:id="13"/>
+      <w:bookmarkStart w:id="14" w:name="_Toc223458285"/>
+      <w:bookmarkStart w:id="15" w:name="_Toc226472856"/>
+      <w:bookmarkEnd w:id="14"/>
+      <w:bookmarkEnd w:id="15"/>
     </w:p>
     <w:p>
       <w:pPr>
@@ -11213,8 +11164,10 @@
           <w:lang w:eastAsia="es-CO"/>
         </w:rPr>
       </w:pPr>
-      <w:bookmarkStart w:id="14" w:name="_Toc223458286"/>
-      <w:bookmarkEnd w:id="14"/>
+      <w:bookmarkStart w:id="16" w:name="_Toc223458286"/>
+      <w:bookmarkStart w:id="17" w:name="_Toc226472857"/>
+      <w:bookmarkEnd w:id="16"/>
+      <w:bookmarkEnd w:id="17"/>
     </w:p>
     <w:p>
       <w:pPr>
@@ -11239,8 +11192,10 @@
           <w:lang w:eastAsia="es-CO"/>
         </w:rPr>
       </w:pPr>
-      <w:bookmarkStart w:id="15" w:name="_Toc223458287"/>
-      <w:bookmarkEnd w:id="15"/>
+      <w:bookmarkStart w:id="18" w:name="_Toc223458287"/>
+      <w:bookmarkStart w:id="19" w:name="_Toc226472858"/>
+      <w:bookmarkEnd w:id="18"/>
+      <w:bookmarkEnd w:id="19"/>
     </w:p>
     <w:p>
       <w:pPr>
@@ -11265,18 +11220,20 @@
           <w:lang w:eastAsia="es-CO"/>
         </w:rPr>
       </w:pPr>
-      <w:bookmarkStart w:id="16" w:name="_Toc223458288"/>
-      <w:bookmarkEnd w:id="16"/>
+      <w:bookmarkStart w:id="20" w:name="_Toc223458288"/>
+      <w:bookmarkStart w:id="21" w:name="_Toc226472859"/>
+      <w:bookmarkEnd w:id="20"/>
+      <w:bookmarkEnd w:id="21"/>
     </w:p>
     <w:p>
       <w:pPr>
         <w:pStyle w:val="Ttulo2"/>
       </w:pPr>
-      <w:bookmarkStart w:id="17" w:name="_Toc223458289"/>
+      <w:bookmarkStart w:id="22" w:name="_Toc226472860"/>
       <w:r>
         <w:t>Construcción de ecuaciones de alta precisión (sintaxis combinada)</w:t>
       </w:r>
-      <w:bookmarkEnd w:id="17"/>
+      <w:bookmarkEnd w:id="22"/>
     </w:p>
     <w:p>
       <w:pPr>
@@ -11378,11 +11335,11 @@
       <w:pPr>
         <w:pStyle w:val="Ttulo2"/>
       </w:pPr>
-      <w:bookmarkStart w:id="18" w:name="_Toc223458290"/>
+      <w:bookmarkStart w:id="23" w:name="_Toc226472861"/>
       <w:r>
         <w:t>Técnicas de filtrado avanzado: por dominio, formato, fecha y región</w:t>
       </w:r>
-      <w:bookmarkEnd w:id="18"/>
+      <w:bookmarkEnd w:id="23"/>
     </w:p>
     <w:p>
       <w:pPr>
@@ -11706,12 +11663,12 @@
       <w:pPr>
         <w:pStyle w:val="Ttulo1"/>
       </w:pPr>
-      <w:bookmarkStart w:id="19" w:name="_Toc223458291"/>
+      <w:bookmarkStart w:id="24" w:name="_Toc226472862"/>
       <w:r>
         <w:lastRenderedPageBreak/>
         <w:t>Lenguaje natural y lenguaje controlado</w:t>
       </w:r>
-      <w:bookmarkEnd w:id="19"/>
+      <w:bookmarkEnd w:id="24"/>
     </w:p>
     <w:p>
       <w:pPr>
@@ -12306,7 +12263,7 @@
                     </pic:cNvPicPr>
                   </pic:nvPicPr>
                   <pic:blipFill>
-                    <a:blip r:embed="rId14">
+                    <a:blip r:embed="rId17">
                       <a:extLst>
                         <a:ext uri="{28A0092B-C50C-407E-A947-70E740481C1C}">
                           <a14:useLocalDpi xmlns:a14="http://schemas.microsoft.com/office/drawing/2010/main" val="0"/>
@@ -12492,12 +12449,12 @@
       <w:pPr>
         <w:pStyle w:val="Titulosgenerales"/>
       </w:pPr>
-      <w:bookmarkStart w:id="20" w:name="_Toc223458292"/>
+      <w:bookmarkStart w:id="25" w:name="_Toc226472863"/>
       <w:r>
         <w:lastRenderedPageBreak/>
         <w:t>Síntesis</w:t>
       </w:r>
-      <w:bookmarkEnd w:id="20"/>
+      <w:bookmarkEnd w:id="25"/>
     </w:p>
     <w:p>
       <w:pPr>
@@ -12563,7 +12520,7 @@
                     </pic:cNvPicPr>
                   </pic:nvPicPr>
                   <pic:blipFill>
-                    <a:blip r:embed="rId15">
+                    <a:blip r:embed="rId18">
                       <a:extLst>
                         <a:ext uri="{28A0092B-C50C-407E-A947-70E740481C1C}">
                           <a14:useLocalDpi xmlns:a14="http://schemas.microsoft.com/office/drawing/2010/main" val="0"/>
@@ -12596,14 +12553,14 @@
       <w:pPr>
         <w:pStyle w:val="Titulosgenerales"/>
       </w:pPr>
-      <w:bookmarkStart w:id="21" w:name="_Toc176443725"/>
-      <w:bookmarkStart w:id="22" w:name="_Toc223458293"/>
+      <w:bookmarkStart w:id="26" w:name="_Toc176443725"/>
+      <w:bookmarkStart w:id="27" w:name="_Toc226472864"/>
       <w:r>
         <w:lastRenderedPageBreak/>
         <w:t>Glosario</w:t>
       </w:r>
-      <w:bookmarkEnd w:id="21"/>
-      <w:bookmarkEnd w:id="22"/>
+      <w:bookmarkEnd w:id="26"/>
+      <w:bookmarkEnd w:id="27"/>
     </w:p>
     <w:p>
       <w:pPr>
@@ -12876,8 +12833,8 @@
           <w:lang w:val="es-MX"/>
         </w:rPr>
       </w:pPr>
-      <w:bookmarkStart w:id="23" w:name="_Toc176443726"/>
-      <w:bookmarkStart w:id="24" w:name="_Toc223458294"/>
+      <w:bookmarkStart w:id="28" w:name="_Toc176443726"/>
+      <w:bookmarkStart w:id="29" w:name="_Toc226472865"/>
       <w:r>
         <w:rPr>
           <w:lang w:val="es-MX"/>
@@ -12885,8 +12842,8 @@
         <w:lastRenderedPageBreak/>
         <w:t>Referencias bibliográficas</w:t>
       </w:r>
-      <w:bookmarkEnd w:id="23"/>
-      <w:bookmarkEnd w:id="24"/>
+      <w:bookmarkEnd w:id="28"/>
+      <w:bookmarkEnd w:id="29"/>
     </w:p>
     <w:p>
       <w:pPr>
@@ -12920,7 +12877,7 @@
         </w:rPr>
         <w:t xml:space="preserve">para profesores. UNESCO. </w:t>
       </w:r>
-      <w:hyperlink r:id="rId16" w:history="1">
+      <w:hyperlink r:id="rId19" w:history="1">
         <w:r>
           <w:rPr>
             <w:rStyle w:val="Hipervnculo"/>
@@ -13009,14 +12966,14 @@
       <w:pPr>
         <w:pStyle w:val="Titulosgenerales"/>
       </w:pPr>
-      <w:bookmarkStart w:id="25" w:name="_Toc176443727"/>
-      <w:bookmarkStart w:id="26" w:name="_Toc223458295"/>
+      <w:bookmarkStart w:id="30" w:name="_Toc176443727"/>
+      <w:bookmarkStart w:id="31" w:name="_Toc226472866"/>
       <w:r>
         <w:lastRenderedPageBreak/>
         <w:t>Créditos</w:t>
       </w:r>
-      <w:bookmarkEnd w:id="25"/>
-      <w:bookmarkEnd w:id="26"/>
+      <w:bookmarkEnd w:id="30"/>
+      <w:bookmarkEnd w:id="31"/>
     </w:p>
     <w:tbl>
       <w:tblPr>
@@ -14023,8 +13980,8 @@
       </w:pPr>
     </w:p>
     <w:sectPr>
-      <w:headerReference w:type="default" r:id="rId17"/>
-      <w:footerReference w:type="default" r:id="rId18"/>
+      <w:headerReference w:type="default" r:id="rId20"/>
+      <w:footerReference w:type="default" r:id="rId21"/>
       <w:pgSz w:w="12240" w:h="15840"/>
       <w:pgMar w:top="1701" w:right="1134" w:bottom="1134" w:left="1134" w:header="709" w:footer="737" w:gutter="0"/>
       <w:pgNumType w:start="1"/>
@@ -14036,7 +13993,7 @@
 </file>
 
 <file path=word/endnotes.xml><?xml version="1.0" encoding="utf-8"?>
-<w:endnotes xmlns:wpc="http://schemas.microsoft.com/office/word/2010/wordprocessingCanvas" xmlns:cx="http://schemas.microsoft.com/office/drawing/2014/chartex" xmlns:cx1="http://schemas.microsoft.com/office/drawing/2015/9/8/chartex" xmlns:cx2="http://schemas.microsoft.com/office/drawing/2015/10/21/chartex" xmlns:cx3="http://schemas.microsoft.com/office/drawing/2016/5/9/chartex" xmlns:cx4="http://schemas.microsoft.com/office/drawing/2016/5/10/chartex" xmlns:cx5="http://schemas.microsoft.com/office/drawing/2016/5/11/chartex" xmlns:cx6="http://schemas.microsoft.com/office/drawing/2016/5/12/chartex" xmlns:cx7="http://schemas.microsoft.com/office/drawing/2016/5/13/chartex" xmlns:cx8="http://schemas.microsoft.com/office/drawing/2016/5/14/chartex" xmlns:mc="http://schemas.openxmlformats.org/markup-compatibility/2006" xmlns:aink="http://schemas.microsoft.com/office/drawing/2016/ink" xmlns:am3d="http://schemas.microsoft.com/office/drawing/2017/model3d" xmlns:o="urn:schemas-microsoft-com:office:office" xmlns:r="http://schemas.openxmlformats.org/officeDocument/2006/relationships" xmlns:m="http://schemas.openxmlformats.org/officeDocument/2006/math" xmlns:v="urn:schemas-microsoft-com:vml" xmlns:wp14="http://schemas.microsoft.com/office/word/2010/wordprocessingDrawing" xmlns:wp="http://schemas.openxmlformats.org/drawingml/2006/wordprocessingDrawing" xmlns:w10="urn:schemas-microsoft-com:office:word" xmlns:w="http://schemas.openxmlformats.org/wordprocessingml/2006/main" xmlns:w14="http://schemas.microsoft.com/office/word/2010/wordml" xmlns:w15="http://schemas.microsoft.com/office/word/2012/wordml" xmlns:w16cid="http://schemas.microsoft.com/office/word/2016/wordml/cid" xmlns:w16se="http://schemas.microsoft.com/office/word/2015/wordml/symex" xmlns:wpg="http://schemas.microsoft.com/office/word/2010/wordprocessingGroup" xmlns:wpi="http://schemas.microsoft.com/office/word/2010/wordprocessingInk" xmlns:wne="http://schemas.microsoft.com/office/word/2006/wordml" xmlns:wps="http://schemas.microsoft.com/office/word/2010/wordprocessingShape" mc:Ignorable="w14 w15 w16se w16cid wp14">
+<w:endnotes xmlns:wpc="http://schemas.microsoft.com/office/word/2010/wordprocessingCanvas" xmlns:cx="http://schemas.microsoft.com/office/drawing/2014/chartex" xmlns:cx1="http://schemas.microsoft.com/office/drawing/2015/9/8/chartex" xmlns:cx2="http://schemas.microsoft.com/office/drawing/2015/10/21/chartex" xmlns:cx3="http://schemas.microsoft.com/office/drawing/2016/5/9/chartex" xmlns:cx4="http://schemas.microsoft.com/office/drawing/2016/5/10/chartex" xmlns:cx5="http://schemas.microsoft.com/office/drawing/2016/5/11/chartex" xmlns:cx6="http://schemas.microsoft.com/office/drawing/2016/5/12/chartex" xmlns:cx7="http://schemas.microsoft.com/office/drawing/2016/5/13/chartex" xmlns:cx8="http://schemas.microsoft.com/office/drawing/2016/5/14/chartex" xmlns:mc="http://schemas.openxmlformats.org/markup-compatibility/2006" xmlns:aink="http://schemas.microsoft.com/office/drawing/2016/ink" xmlns:am3d="http://schemas.microsoft.com/office/drawing/2017/model3d" xmlns:o="urn:schemas-microsoft-com:office:office" xmlns:r="http://schemas.openxmlformats.org/officeDocument/2006/relationships" xmlns:m="http://schemas.openxmlformats.org/officeDocument/2006/math" xmlns:v="urn:schemas-microsoft-com:vml" xmlns:wp14="http://schemas.microsoft.com/office/word/2010/wordprocessingDrawing" xmlns:wp="http://schemas.openxmlformats.org/drawingml/2006/wordprocessingDrawing" xmlns:w10="urn:schemas-microsoft-com:office:word" xmlns:w="http://schemas.openxmlformats.org/wordprocessingml/2006/main" xmlns:w14="http://schemas.microsoft.com/office/word/2010/wordml" xmlns:w15="http://schemas.microsoft.com/office/word/2012/wordml" xmlns:w16cex="http://schemas.microsoft.com/office/word/2018/wordml/cex" xmlns:w16cid="http://schemas.microsoft.com/office/word/2016/wordml/cid" xmlns:w16="http://schemas.microsoft.com/office/word/2018/wordml" xmlns:w16se="http://schemas.microsoft.com/office/word/2015/wordml/symex" xmlns:wpg="http://schemas.microsoft.com/office/word/2010/wordprocessingGroup" xmlns:wpi="http://schemas.microsoft.com/office/word/2010/wordprocessingInk" xmlns:wne="http://schemas.microsoft.com/office/word/2006/wordml" xmlns:wps="http://schemas.microsoft.com/office/word/2010/wordprocessingShape" mc:Ignorable="w14 w15 w16se w16cid w16 w16cex wp14">
   <w:endnote w:type="separator" w:id="-1">
     <w:p>
       <w:pPr>
@@ -14061,7 +14018,7 @@
 </file>
 
 <file path=word/footer1.xml><?xml version="1.0" encoding="utf-8"?>
-<w:ftr xmlns:wpc="http://schemas.microsoft.com/office/word/2010/wordprocessingCanvas" xmlns:cx="http://schemas.microsoft.com/office/drawing/2014/chartex" xmlns:cx1="http://schemas.microsoft.com/office/drawing/2015/9/8/chartex" xmlns:cx2="http://schemas.microsoft.com/office/drawing/2015/10/21/chartex" xmlns:cx3="http://schemas.microsoft.com/office/drawing/2016/5/9/chartex" xmlns:cx4="http://schemas.microsoft.com/office/drawing/2016/5/10/chartex" xmlns:cx5="http://schemas.microsoft.com/office/drawing/2016/5/11/chartex" xmlns:cx6="http://schemas.microsoft.com/office/drawing/2016/5/12/chartex" xmlns:cx7="http://schemas.microsoft.com/office/drawing/2016/5/13/chartex" xmlns:cx8="http://schemas.microsoft.com/office/drawing/2016/5/14/chartex" xmlns:mc="http://schemas.openxmlformats.org/markup-compatibility/2006" xmlns:aink="http://schemas.microsoft.com/office/drawing/2016/ink" xmlns:am3d="http://schemas.microsoft.com/office/drawing/2017/model3d" xmlns:o="urn:schemas-microsoft-com:office:office" xmlns:r="http://schemas.openxmlformats.org/officeDocument/2006/relationships" xmlns:m="http://schemas.openxmlformats.org/officeDocument/2006/math" xmlns:v="urn:schemas-microsoft-com:vml" xmlns:wp14="http://schemas.microsoft.com/office/word/2010/wordprocessingDrawing" xmlns:wp="http://schemas.openxmlformats.org/drawingml/2006/wordprocessingDrawing" xmlns:w10="urn:schemas-microsoft-com:office:word" xmlns:w="http://schemas.openxmlformats.org/wordprocessingml/2006/main" xmlns:w14="http://schemas.microsoft.com/office/word/2010/wordml" xmlns:w15="http://schemas.microsoft.com/office/word/2012/wordml" xmlns:w16cid="http://schemas.microsoft.com/office/word/2016/wordml/cid" xmlns:w16se="http://schemas.microsoft.com/office/word/2015/wordml/symex" xmlns:wpg="http://schemas.microsoft.com/office/word/2010/wordprocessingGroup" xmlns:wpi="http://schemas.microsoft.com/office/word/2010/wordprocessingInk" xmlns:wne="http://schemas.microsoft.com/office/word/2006/wordml" xmlns:wps="http://schemas.microsoft.com/office/word/2010/wordprocessingShape" mc:Ignorable="w14 w15 w16se w16cid wp14">
+<w:ftr xmlns:wpc="http://schemas.microsoft.com/office/word/2010/wordprocessingCanvas" xmlns:cx="http://schemas.microsoft.com/office/drawing/2014/chartex" xmlns:cx1="http://schemas.microsoft.com/office/drawing/2015/9/8/chartex" xmlns:cx2="http://schemas.microsoft.com/office/drawing/2015/10/21/chartex" xmlns:cx3="http://schemas.microsoft.com/office/drawing/2016/5/9/chartex" xmlns:cx4="http://schemas.microsoft.com/office/drawing/2016/5/10/chartex" xmlns:cx5="http://schemas.microsoft.com/office/drawing/2016/5/11/chartex" xmlns:cx6="http://schemas.microsoft.com/office/drawing/2016/5/12/chartex" xmlns:cx7="http://schemas.microsoft.com/office/drawing/2016/5/13/chartex" xmlns:cx8="http://schemas.microsoft.com/office/drawing/2016/5/14/chartex" xmlns:mc="http://schemas.openxmlformats.org/markup-compatibility/2006" xmlns:aink="http://schemas.microsoft.com/office/drawing/2016/ink" xmlns:am3d="http://schemas.microsoft.com/office/drawing/2017/model3d" xmlns:o="urn:schemas-microsoft-com:office:office" xmlns:r="http://schemas.openxmlformats.org/officeDocument/2006/relationships" xmlns:m="http://schemas.openxmlformats.org/officeDocument/2006/math" xmlns:v="urn:schemas-microsoft-com:vml" xmlns:wp14="http://schemas.microsoft.com/office/word/2010/wordprocessingDrawing" xmlns:wp="http://schemas.openxmlformats.org/drawingml/2006/wordprocessingDrawing" xmlns:w10="urn:schemas-microsoft-com:office:word" xmlns:w="http://schemas.openxmlformats.org/wordprocessingml/2006/main" xmlns:w14="http://schemas.microsoft.com/office/word/2010/wordml" xmlns:w15="http://schemas.microsoft.com/office/word/2012/wordml" xmlns:w16cex="http://schemas.microsoft.com/office/word/2018/wordml/cex" xmlns:w16cid="http://schemas.microsoft.com/office/word/2016/wordml/cid" xmlns:w16="http://schemas.microsoft.com/office/word/2018/wordml" xmlns:w16se="http://schemas.microsoft.com/office/word/2015/wordml/symex" xmlns:wpg="http://schemas.microsoft.com/office/word/2010/wordprocessingGroup" xmlns:wpi="http://schemas.microsoft.com/office/word/2010/wordprocessingInk" xmlns:wne="http://schemas.microsoft.com/office/word/2006/wordml" xmlns:wps="http://schemas.microsoft.com/office/word/2010/wordprocessingShape" mc:Ignorable="w14 w15 w16se w16cid w16 w16cex wp14">
   <w:p>
     <w:pPr>
       <w:pStyle w:val="Piedepgina"/>
@@ -14198,7 +14155,7 @@
 </file>
 
 <file path=word/footnotes.xml><?xml version="1.0" encoding="utf-8"?>
-<w:footnotes xmlns:wpc="http://schemas.microsoft.com/office/word/2010/wordprocessingCanvas" xmlns:cx="http://schemas.microsoft.com/office/drawing/2014/chartex" xmlns:cx1="http://schemas.microsoft.com/office/drawing/2015/9/8/chartex" xmlns:cx2="http://schemas.microsoft.com/office/drawing/2015/10/21/chartex" xmlns:cx3="http://schemas.microsoft.com/office/drawing/2016/5/9/chartex" xmlns:cx4="http://schemas.microsoft.com/office/drawing/2016/5/10/chartex" xmlns:cx5="http://schemas.microsoft.com/office/drawing/2016/5/11/chartex" xmlns:cx6="http://schemas.microsoft.com/office/drawing/2016/5/12/chartex" xmlns:cx7="http://schemas.microsoft.com/office/drawing/2016/5/13/chartex" xmlns:cx8="http://schemas.microsoft.com/office/drawing/2016/5/14/chartex" xmlns:mc="http://schemas.openxmlformats.org/markup-compatibility/2006" xmlns:aink="http://schemas.microsoft.com/office/drawing/2016/ink" xmlns:am3d="http://schemas.microsoft.com/office/drawing/2017/model3d" xmlns:o="urn:schemas-microsoft-com:office:office" xmlns:r="http://schemas.openxmlformats.org/officeDocument/2006/relationships" xmlns:m="http://schemas.openxmlformats.org/officeDocument/2006/math" xmlns:v="urn:schemas-microsoft-com:vml" xmlns:wp14="http://schemas.microsoft.com/office/word/2010/wordprocessingDrawing" xmlns:wp="http://schemas.openxmlformats.org/drawingml/2006/wordprocessingDrawing" xmlns:w10="urn:schemas-microsoft-com:office:word" xmlns:w="http://schemas.openxmlformats.org/wordprocessingml/2006/main" xmlns:w14="http://schemas.microsoft.com/office/word/2010/wordml" xmlns:w15="http://schemas.microsoft.com/office/word/2012/wordml" xmlns:w16cid="http://schemas.microsoft.com/office/word/2016/wordml/cid" xmlns:w16se="http://schemas.microsoft.com/office/word/2015/wordml/symex" xmlns:wpg="http://schemas.microsoft.com/office/word/2010/wordprocessingGroup" xmlns:wpi="http://schemas.microsoft.com/office/word/2010/wordprocessingInk" xmlns:wne="http://schemas.microsoft.com/office/word/2006/wordml" xmlns:wps="http://schemas.microsoft.com/office/word/2010/wordprocessingShape" mc:Ignorable="w14 w15 w16se w16cid wp14">
+<w:footnotes xmlns:wpc="http://schemas.microsoft.com/office/word/2010/wordprocessingCanvas" xmlns:cx="http://schemas.microsoft.com/office/drawing/2014/chartex" xmlns:cx1="http://schemas.microsoft.com/office/drawing/2015/9/8/chartex" xmlns:cx2="http://schemas.microsoft.com/office/drawing/2015/10/21/chartex" xmlns:cx3="http://schemas.microsoft.com/office/drawing/2016/5/9/chartex" xmlns:cx4="http://schemas.microsoft.com/office/drawing/2016/5/10/chartex" xmlns:cx5="http://schemas.microsoft.com/office/drawing/2016/5/11/chartex" xmlns:cx6="http://schemas.microsoft.com/office/drawing/2016/5/12/chartex" xmlns:cx7="http://schemas.microsoft.com/office/drawing/2016/5/13/chartex" xmlns:cx8="http://schemas.microsoft.com/office/drawing/2016/5/14/chartex" xmlns:mc="http://schemas.openxmlformats.org/markup-compatibility/2006" xmlns:aink="http://schemas.microsoft.com/office/drawing/2016/ink" xmlns:am3d="http://schemas.microsoft.com/office/drawing/2017/model3d" xmlns:o="urn:schemas-microsoft-com:office:office" xmlns:r="http://schemas.openxmlformats.org/officeDocument/2006/relationships" xmlns:m="http://schemas.openxmlformats.org/officeDocument/2006/math" xmlns:v="urn:schemas-microsoft-com:vml" xmlns:wp14="http://schemas.microsoft.com/office/word/2010/wordprocessingDrawing" xmlns:wp="http://schemas.openxmlformats.org/drawingml/2006/wordprocessingDrawing" xmlns:w10="urn:schemas-microsoft-com:office:word" xmlns:w="http://schemas.openxmlformats.org/wordprocessingml/2006/main" xmlns:w14="http://schemas.microsoft.com/office/word/2010/wordml" xmlns:w15="http://schemas.microsoft.com/office/word/2012/wordml" xmlns:w16cex="http://schemas.microsoft.com/office/word/2018/wordml/cex" xmlns:w16cid="http://schemas.microsoft.com/office/word/2016/wordml/cid" xmlns:w16="http://schemas.microsoft.com/office/word/2018/wordml" xmlns:w16se="http://schemas.microsoft.com/office/word/2015/wordml/symex" xmlns:wpg="http://schemas.microsoft.com/office/word/2010/wordprocessingGroup" xmlns:wpi="http://schemas.microsoft.com/office/word/2010/wordprocessingInk" xmlns:wne="http://schemas.microsoft.com/office/word/2006/wordml" xmlns:wps="http://schemas.microsoft.com/office/word/2010/wordprocessingShape" mc:Ignorable="w14 w15 w16se w16cid w16 w16cex wp14">
   <w:footnote w:type="separator" w:id="-1">
     <w:p>
       <w:pPr>
@@ -14223,7 +14180,7 @@
 </file>
 
 <file path=word/header1.xml><?xml version="1.0" encoding="utf-8"?>
-<w:hdr xmlns:wpc="http://schemas.microsoft.com/office/word/2010/wordprocessingCanvas" xmlns:cx="http://schemas.microsoft.com/office/drawing/2014/chartex" xmlns:cx1="http://schemas.microsoft.com/office/drawing/2015/9/8/chartex" xmlns:cx2="http://schemas.microsoft.com/office/drawing/2015/10/21/chartex" xmlns:cx3="http://schemas.microsoft.com/office/drawing/2016/5/9/chartex" xmlns:cx4="http://schemas.microsoft.com/office/drawing/2016/5/10/chartex" xmlns:cx5="http://schemas.microsoft.com/office/drawing/2016/5/11/chartex" xmlns:cx6="http://schemas.microsoft.com/office/drawing/2016/5/12/chartex" xmlns:cx7="http://schemas.microsoft.com/office/drawing/2016/5/13/chartex" xmlns:cx8="http://schemas.microsoft.com/office/drawing/2016/5/14/chartex" xmlns:mc="http://schemas.openxmlformats.org/markup-compatibility/2006" xmlns:aink="http://schemas.microsoft.com/office/drawing/2016/ink" xmlns:am3d="http://schemas.microsoft.com/office/drawing/2017/model3d" xmlns:o="urn:schemas-microsoft-com:office:office" xmlns:r="http://schemas.openxmlformats.org/officeDocument/2006/relationships" xmlns:m="http://schemas.openxmlformats.org/officeDocument/2006/math" xmlns:v="urn:schemas-microsoft-com:vml" xmlns:wp14="http://schemas.microsoft.com/office/word/2010/wordprocessingDrawing" xmlns:wp="http://schemas.openxmlformats.org/drawingml/2006/wordprocessingDrawing" xmlns:w10="urn:schemas-microsoft-com:office:word" xmlns:w="http://schemas.openxmlformats.org/wordprocessingml/2006/main" xmlns:w14="http://schemas.microsoft.com/office/word/2010/wordml" xmlns:w15="http://schemas.microsoft.com/office/word/2012/wordml" xmlns:w16cid="http://schemas.microsoft.com/office/word/2016/wordml/cid" xmlns:w16se="http://schemas.microsoft.com/office/word/2015/wordml/symex" xmlns:wpg="http://schemas.microsoft.com/office/word/2010/wordprocessingGroup" xmlns:wpi="http://schemas.microsoft.com/office/word/2010/wordprocessingInk" xmlns:wne="http://schemas.microsoft.com/office/word/2006/wordml" xmlns:wps="http://schemas.microsoft.com/office/word/2010/wordprocessingShape" mc:Ignorable="w14 w15 w16se w16cid wp14">
+<w:hdr xmlns:wpc="http://schemas.microsoft.com/office/word/2010/wordprocessingCanvas" xmlns:cx="http://schemas.microsoft.com/office/drawing/2014/chartex" xmlns:cx1="http://schemas.microsoft.com/office/drawing/2015/9/8/chartex" xmlns:cx2="http://schemas.microsoft.com/office/drawing/2015/10/21/chartex" xmlns:cx3="http://schemas.microsoft.com/office/drawing/2016/5/9/chartex" xmlns:cx4="http://schemas.microsoft.com/office/drawing/2016/5/10/chartex" xmlns:cx5="http://schemas.microsoft.com/office/drawing/2016/5/11/chartex" xmlns:cx6="http://schemas.microsoft.com/office/drawing/2016/5/12/chartex" xmlns:cx7="http://schemas.microsoft.com/office/drawing/2016/5/13/chartex" xmlns:cx8="http://schemas.microsoft.com/office/drawing/2016/5/14/chartex" xmlns:mc="http://schemas.openxmlformats.org/markup-compatibility/2006" xmlns:aink="http://schemas.microsoft.com/office/drawing/2016/ink" xmlns:am3d="http://schemas.microsoft.com/office/drawing/2017/model3d" xmlns:o="urn:schemas-microsoft-com:office:office" xmlns:r="http://schemas.openxmlformats.org/officeDocument/2006/relationships" xmlns:m="http://schemas.openxmlformats.org/officeDocument/2006/math" xmlns:v="urn:schemas-microsoft-com:vml" xmlns:wp14="http://schemas.microsoft.com/office/word/2010/wordprocessingDrawing" xmlns:wp="http://schemas.openxmlformats.org/drawingml/2006/wordprocessingDrawing" xmlns:w10="urn:schemas-microsoft-com:office:word" xmlns:w="http://schemas.openxmlformats.org/wordprocessingml/2006/main" xmlns:w14="http://schemas.microsoft.com/office/word/2010/wordml" xmlns:w15="http://schemas.microsoft.com/office/word/2012/wordml" xmlns:w16cex="http://schemas.microsoft.com/office/word/2018/wordml/cex" xmlns:w16cid="http://schemas.microsoft.com/office/word/2016/wordml/cid" xmlns:w16="http://schemas.microsoft.com/office/word/2018/wordml" xmlns:w16se="http://schemas.microsoft.com/office/word/2015/wordml/symex" xmlns:wpg="http://schemas.microsoft.com/office/word/2010/wordprocessingGroup" xmlns:wpi="http://schemas.microsoft.com/office/word/2010/wordprocessingInk" xmlns:wne="http://schemas.microsoft.com/office/word/2006/wordml" xmlns:wps="http://schemas.microsoft.com/office/word/2010/wordprocessingShape" mc:Ignorable="w14 w15 w16se w16cid w16 w16cex wp14">
   <w:p>
     <w:pPr>
       <w:pStyle w:val="Encabezado"/>
@@ -14295,7 +14252,7 @@
 </file>
 
 <file path=word/numbering.xml><?xml version="1.0" encoding="utf-8"?>
-<w:numbering xmlns:wpc="http://schemas.microsoft.com/office/word/2010/wordprocessingCanvas" xmlns:cx="http://schemas.microsoft.com/office/drawing/2014/chartex" xmlns:cx1="http://schemas.microsoft.com/office/drawing/2015/9/8/chartex" xmlns:cx2="http://schemas.microsoft.com/office/drawing/2015/10/21/chartex" xmlns:cx3="http://schemas.microsoft.com/office/drawing/2016/5/9/chartex" xmlns:cx4="http://schemas.microsoft.com/office/drawing/2016/5/10/chartex" xmlns:cx5="http://schemas.microsoft.com/office/drawing/2016/5/11/chartex" xmlns:cx6="http://schemas.microsoft.com/office/drawing/2016/5/12/chartex" xmlns:cx7="http://schemas.microsoft.com/office/drawing/2016/5/13/chartex" xmlns:cx8="http://schemas.microsoft.com/office/drawing/2016/5/14/chartex" xmlns:mc="http://schemas.openxmlformats.org/markup-compatibility/2006" xmlns:aink="http://schemas.microsoft.com/office/drawing/2016/ink" xmlns:am3d="http://schemas.microsoft.com/office/drawing/2017/model3d" xmlns:o="urn:schemas-microsoft-com:office:office" xmlns:r="http://schemas.openxmlformats.org/officeDocument/2006/relationships" xmlns:m="http://schemas.openxmlformats.org/officeDocument/2006/math" xmlns:v="urn:schemas-microsoft-com:vml" xmlns:wp14="http://schemas.microsoft.com/office/word/2010/wordprocessingDrawing" xmlns:wp="http://schemas.openxmlformats.org/drawingml/2006/wordprocessingDrawing" xmlns:w10="urn:schemas-microsoft-com:office:word" xmlns:w="http://schemas.openxmlformats.org/wordprocessingml/2006/main" xmlns:w14="http://schemas.microsoft.com/office/word/2010/wordml" xmlns:w15="http://schemas.microsoft.com/office/word/2012/wordml" xmlns:w16cid="http://schemas.microsoft.com/office/word/2016/wordml/cid" xmlns:w16se="http://schemas.microsoft.com/office/word/2015/wordml/symex" xmlns:wpg="http://schemas.microsoft.com/office/word/2010/wordprocessingGroup" xmlns:wpi="http://schemas.microsoft.com/office/word/2010/wordprocessingInk" xmlns:wne="http://schemas.microsoft.com/office/word/2006/wordml" xmlns:wps="http://schemas.microsoft.com/office/word/2010/wordprocessingShape" mc:Ignorable="w14 w15 w16se w16cid wp14">
+<w:numbering xmlns:wpc="http://schemas.microsoft.com/office/word/2010/wordprocessingCanvas" xmlns:cx="http://schemas.microsoft.com/office/drawing/2014/chartex" xmlns:cx1="http://schemas.microsoft.com/office/drawing/2015/9/8/chartex" xmlns:cx2="http://schemas.microsoft.com/office/drawing/2015/10/21/chartex" xmlns:cx3="http://schemas.microsoft.com/office/drawing/2016/5/9/chartex" xmlns:cx4="http://schemas.microsoft.com/office/drawing/2016/5/10/chartex" xmlns:cx5="http://schemas.microsoft.com/office/drawing/2016/5/11/chartex" xmlns:cx6="http://schemas.microsoft.com/office/drawing/2016/5/12/chartex" xmlns:cx7="http://schemas.microsoft.com/office/drawing/2016/5/13/chartex" xmlns:cx8="http://schemas.microsoft.com/office/drawing/2016/5/14/chartex" xmlns:mc="http://schemas.openxmlformats.org/markup-compatibility/2006" xmlns:aink="http://schemas.microsoft.com/office/drawing/2016/ink" xmlns:am3d="http://schemas.microsoft.com/office/drawing/2017/model3d" xmlns:o="urn:schemas-microsoft-com:office:office" xmlns:r="http://schemas.openxmlformats.org/officeDocument/2006/relationships" xmlns:m="http://schemas.openxmlformats.org/officeDocument/2006/math" xmlns:v="urn:schemas-microsoft-com:vml" xmlns:wp14="http://schemas.microsoft.com/office/word/2010/wordprocessingDrawing" xmlns:wp="http://schemas.openxmlformats.org/drawingml/2006/wordprocessingDrawing" xmlns:w10="urn:schemas-microsoft-com:office:word" xmlns:w="http://schemas.openxmlformats.org/wordprocessingml/2006/main" xmlns:w14="http://schemas.microsoft.com/office/word/2010/wordml" xmlns:w15="http://schemas.microsoft.com/office/word/2012/wordml" xmlns:w16cex="http://schemas.microsoft.com/office/word/2018/wordml/cex" xmlns:w16cid="http://schemas.microsoft.com/office/word/2016/wordml/cid" xmlns:w16="http://schemas.microsoft.com/office/word/2018/wordml" xmlns:w16se="http://schemas.microsoft.com/office/word/2015/wordml/symex" xmlns:wpg="http://schemas.microsoft.com/office/word/2010/wordprocessingGroup" xmlns:wpi="http://schemas.microsoft.com/office/word/2010/wordprocessingInk" xmlns:wne="http://schemas.microsoft.com/office/word/2006/wordml" xmlns:wps="http://schemas.microsoft.com/office/word/2010/wordprocessingShape" mc:Ignorable="w14 w15 w16se w16cid w16 w16cex wp14">
   <w:abstractNum w:abstractNumId="0" w15:restartNumberingAfterBreak="0">
     <w:nsid w:val="FFFFFF89"/>
     <w:multiLevelType w:val="singleLevel"/>
@@ -18575,7 +18532,7 @@
 </file>
 
 <file path=word/styles.xml><?xml version="1.0" encoding="utf-8"?>
-<w:styles xmlns:mc="http://schemas.openxmlformats.org/markup-compatibility/2006" xmlns:r="http://schemas.openxmlformats.org/officeDocument/2006/relationships" xmlns:w="http://schemas.openxmlformats.org/wordprocessingml/2006/main" xmlns:w14="http://schemas.microsoft.com/office/word/2010/wordml" xmlns:w15="http://schemas.microsoft.com/office/word/2012/wordml" xmlns:w16cid="http://schemas.microsoft.com/office/word/2016/wordml/cid" xmlns:w16se="http://schemas.microsoft.com/office/word/2015/wordml/symex" mc:Ignorable="w14 w15 w16se w16cid">
+<w:styles xmlns:mc="http://schemas.openxmlformats.org/markup-compatibility/2006" xmlns:r="http://schemas.openxmlformats.org/officeDocument/2006/relationships" xmlns:w="http://schemas.openxmlformats.org/wordprocessingml/2006/main" xmlns:w14="http://schemas.microsoft.com/office/word/2010/wordml" xmlns:w15="http://schemas.microsoft.com/office/word/2012/wordml" xmlns:w16cex="http://schemas.microsoft.com/office/word/2018/wordml/cex" xmlns:w16cid="http://schemas.microsoft.com/office/word/2016/wordml/cid" xmlns:w16="http://schemas.microsoft.com/office/word/2018/wordml" xmlns:w16se="http://schemas.microsoft.com/office/word/2015/wordml/symex" mc:Ignorable="w14 w15 w16se w16cid w16 w16cex">
   <w:docDefaults>
     <w:rPrDefault>
       <w:rPr>
@@ -18585,7 +18542,7 @@
     </w:rPrDefault>
     <w:pPrDefault/>
   </w:docDefaults>
-  <w:latentStyles w:defLockedState="0" w:defUIPriority="99" w:defSemiHidden="0" w:defUnhideWhenUsed="0" w:defQFormat="0" w:count="375">
+  <w:latentStyles w:defLockedState="0" w:defUIPriority="99" w:defSemiHidden="0" w:defUnhideWhenUsed="0" w:defQFormat="0" w:count="376">
     <w:lsdException w:name="Normal" w:uiPriority="0" w:qFormat="1"/>
     <w:lsdException w:name="heading 1" w:uiPriority="9" w:qFormat="1"/>
     <w:lsdException w:name="heading 2" w:semiHidden="1" w:uiPriority="9" w:unhideWhenUsed="1" w:qFormat="1"/>
@@ -18691,7 +18648,6 @@
     <w:lsdException w:name="HTML Sample" w:semiHidden="1" w:unhideWhenUsed="1"/>
     <w:lsdException w:name="HTML Typewriter" w:semiHidden="1" w:unhideWhenUsed="1"/>
     <w:lsdException w:name="HTML Variable" w:semiHidden="1" w:unhideWhenUsed="1"/>
-    <w:lsdException w:name="Normal Table" w:semiHidden="1" w:unhideWhenUsed="1"/>
     <w:lsdException w:name="annotation subject" w:semiHidden="1" w:unhideWhenUsed="1"/>
     <w:lsdException w:name="No List" w:semiHidden="1" w:unhideWhenUsed="1"/>
     <w:lsdException w:name="Outline List 1" w:semiHidden="1" w:unhideWhenUsed="1"/>
@@ -18738,10 +18694,8 @@
     <w:lsdException w:name="Table Subtle 2" w:semiHidden="1" w:unhideWhenUsed="1"/>
     <w:lsdException w:name="Table Web 1" w:semiHidden="1" w:unhideWhenUsed="1"/>
     <w:lsdException w:name="Table Web 2" w:semiHidden="1" w:unhideWhenUsed="1"/>
-    <w:lsdException w:name="Table Web 3" w:semiHidden="1" w:unhideWhenUsed="1"/>
     <w:lsdException w:name="Balloon Text" w:semiHidden="1" w:unhideWhenUsed="1"/>
     <w:lsdException w:name="Table Grid" w:uiPriority="39"/>
-    <w:lsdException w:name="Table Theme" w:semiHidden="1" w:unhideWhenUsed="1"/>
     <w:lsdException w:name="Placeholder Text" w:semiHidden="1"/>
     <w:lsdException w:name="No Spacing" w:uiPriority="1" w:qFormat="1"/>
     <w:lsdException w:name="Light Shading" w:uiPriority="60"/>
@@ -18961,6 +18915,7 @@
     <w:lsdException w:name="Smart Hyperlink" w:semiHidden="1" w:unhideWhenUsed="1"/>
     <w:lsdException w:name="Hashtag" w:semiHidden="1" w:unhideWhenUsed="1"/>
     <w:lsdException w:name="Unresolved Mention" w:semiHidden="1" w:unhideWhenUsed="1"/>
+    <w:lsdException w:name="Smart Link" w:semiHidden="1" w:unhideWhenUsed="1"/>
   </w:latentStyles>
   <w:style w:type="paragraph" w:default="1" w:styleId="Normal">
     <w:name w:val="Normal"/>
@@ -20333,6 +20288,26 @@
 </file>
 
 <file path=customXml/item2.xml><?xml version="1.0" encoding="utf-8"?>
+<p:properties xmlns:p="http://schemas.microsoft.com/office/2006/metadata/properties" xmlns:xsi="http://www.w3.org/2001/XMLSchema-instance" xmlns:pc="http://schemas.microsoft.com/office/infopath/2007/PartnerControls">
+  <documentManagement>
+    <TaxCatchAll xmlns="13c90a0b-73bc-4dc0-be5f-28d77b615beb" xsi:nil="true"/>
+    <lcf76f155ced4ddcb4097134ff3c332f xmlns="13c93bba-48ce-428c-bfe5-88b42c19b028">
+      <Terms xmlns="http://schemas.microsoft.com/office/infopath/2007/PartnerControls"/>
+    </lcf76f155ced4ddcb4097134ff3c332f>
+  </documentManagement>
+</p:properties>
+</file>
+
+<file path=customXml/item3.xml><?xml version="1.0" encoding="utf-8"?>
+<?mso-contentType ?>
+<FormTemplates xmlns="http://schemas.microsoft.com/sharepoint/v3/contenttype/forms">
+  <Display>DocumentLibraryForm</Display>
+  <Edit>DocumentLibraryForm</Edit>
+  <New>DocumentLibraryForm</New>
+</FormTemplates>
+</file>
+
+<file path=customXml/item4.xml><?xml version="1.0" encoding="utf-8"?>
 <ct:contentTypeSchema xmlns:ct="http://schemas.microsoft.com/office/2006/metadata/contentType" xmlns:ma="http://schemas.microsoft.com/office/2006/metadata/properties/metaAttributes" ct:_="" ma:_="" ma:contentTypeName="Documento" ma:contentTypeID="0x0101006A81D6BD42E8DF4C91013959704817E1" ma:contentTypeVersion="15" ma:contentTypeDescription="Crear nuevo documento." ma:contentTypeScope="" ma:versionID="bf4f72ffd194f0963ff564daca6869f7">
   <xsd:schema xmlns:xsd="http://www.w3.org/2001/XMLSchema" xmlns:xs="http://www.w3.org/2001/XMLSchema" xmlns:p="http://schemas.microsoft.com/office/2006/metadata/properties" xmlns:ns2="13c90a0b-73bc-4dc0-be5f-28d77b615beb" xmlns:ns3="13c93bba-48ce-428c-bfe5-88b42c19b028" targetNamespace="http://schemas.microsoft.com/office/2006/metadata/properties" ma:root="true" ma:fieldsID="8718d6f4873a5b1392a45044efa78385" ns2:_="" ns3:_="">
     <xsd:import namespace="13c90a0b-73bc-4dc0-be5f-28d77b615beb"/>
@@ -20567,26 +20542,6 @@
 </ct:contentTypeSchema>
 </file>
 
-<file path=customXml/item3.xml><?xml version="1.0" encoding="utf-8"?>
-<?mso-contentType ?>
-<FormTemplates xmlns="http://schemas.microsoft.com/sharepoint/v3/contenttype/forms">
-  <Display>DocumentLibraryForm</Display>
-  <Edit>DocumentLibraryForm</Edit>
-  <New>DocumentLibraryForm</New>
-</FormTemplates>
-</file>
-
-<file path=customXml/item4.xml><?xml version="1.0" encoding="utf-8"?>
-<p:properties xmlns:p="http://schemas.microsoft.com/office/2006/metadata/properties" xmlns:xsi="http://www.w3.org/2001/XMLSchema-instance" xmlns:pc="http://schemas.microsoft.com/office/infopath/2007/PartnerControls">
-  <documentManagement>
-    <TaxCatchAll xmlns="13c90a0b-73bc-4dc0-be5f-28d77b615beb" xsi:nil="true"/>
-    <lcf76f155ced4ddcb4097134ff3c332f xmlns="13c93bba-48ce-428c-bfe5-88b42c19b028">
-      <Terms xmlns="http://schemas.microsoft.com/office/infopath/2007/PartnerControls"/>
-    </lcf76f155ced4ddcb4097134ff3c332f>
-  </documentManagement>
-</p:properties>
-</file>
-
 <file path=customXml/itemProps1.xml><?xml version="1.0" encoding="utf-8"?>
 <ds:datastoreItem xmlns:ds="http://schemas.openxmlformats.org/officeDocument/2006/customXml" ds:itemID="{C88252F1-CF37-4840-81E1-67777FC6FC50}">
   <ds:schemaRefs>
@@ -20596,13 +20551,39 @@
 </file>
 
 <file path=customXml/itemProps2.xml><?xml version="1.0" encoding="utf-8"?>
-<ds:datastoreItem xmlns:ds="http://schemas.openxmlformats.org/officeDocument/2006/customXml" ds:itemID="{A378DC34-7A2F-4EEE-8E1F-C72936D7C24D}"/>
+<ds:datastoreItem xmlns:ds="http://schemas.openxmlformats.org/officeDocument/2006/customXml" ds:itemID="{87E9F4DB-6AD8-4E29-940B-C4697D501BB1}">
+  <ds:schemaRefs>
+    <ds:schemaRef ds:uri="http://schemas.microsoft.com/office/2006/metadata/properties"/>
+    <ds:schemaRef ds:uri="http://schemas.microsoft.com/office/infopath/2007/PartnerControls"/>
+    <ds:schemaRef ds:uri="13c90a0b-73bc-4dc0-be5f-28d77b615beb"/>
+    <ds:schemaRef ds:uri="13c93bba-48ce-428c-bfe5-88b42c19b028"/>
+  </ds:schemaRefs>
+</ds:datastoreItem>
 </file>
 
 <file path=customXml/itemProps3.xml><?xml version="1.0" encoding="utf-8"?>
-<ds:datastoreItem xmlns:ds="http://schemas.openxmlformats.org/officeDocument/2006/customXml" ds:itemID="{F0DE1595-6ACF-4AF5-9CAB-23F35DB233FE}"/>
+<ds:datastoreItem xmlns:ds="http://schemas.openxmlformats.org/officeDocument/2006/customXml" ds:itemID="{F0DE1595-6ACF-4AF5-9CAB-23F35DB233FE}">
+  <ds:schemaRefs>
+    <ds:schemaRef ds:uri="http://schemas.microsoft.com/sharepoint/v3/contenttype/forms"/>
+  </ds:schemaRefs>
+</ds:datastoreItem>
 </file>
 
 <file path=customXml/itemProps4.xml><?xml version="1.0" encoding="utf-8"?>
-<ds:datastoreItem xmlns:ds="http://schemas.openxmlformats.org/officeDocument/2006/customXml" ds:itemID="{87E9F4DB-6AD8-4E29-940B-C4697D501BB1}"/>
+<ds:datastoreItem xmlns:ds="http://schemas.openxmlformats.org/officeDocument/2006/customXml" ds:itemID="{A378DC34-7A2F-4EEE-8E1F-C72936D7C24D}">
+  <ds:schemaRefs>
+    <ds:schemaRef ds:uri="http://schemas.microsoft.com/office/2006/metadata/contentType"/>
+    <ds:schemaRef ds:uri="http://schemas.microsoft.com/office/2006/metadata/properties/metaAttributes"/>
+    <ds:schemaRef ds:uri="http://www.w3.org/2001/XMLSchema"/>
+    <ds:schemaRef ds:uri="http://schemas.microsoft.com/office/2006/metadata/properties"/>
+    <ds:schemaRef ds:uri="13c90a0b-73bc-4dc0-be5f-28d77b615beb"/>
+    <ds:schemaRef ds:uri="13c93bba-48ce-428c-bfe5-88b42c19b028"/>
+    <ds:schemaRef ds:uri="http://schemas.microsoft.com/office/2006/documentManagement/types"/>
+    <ds:schemaRef ds:uri="http://schemas.microsoft.com/office/infopath/2007/PartnerControls"/>
+    <ds:schemaRef ds:uri="http://schemas.openxmlformats.org/package/2006/metadata/core-properties"/>
+    <ds:schemaRef ds:uri="http://purl.org/dc/elements/1.1/"/>
+    <ds:schemaRef ds:uri="http://purl.org/dc/terms/"/>
+    <ds:schemaRef ds:uri="http://schemas.microsoft.com/internal/obd"/>
+  </ds:schemaRefs>
+</ds:datastoreItem>
 </file>
--- a/fuentes/CFA1_13510005_DU.docx
+++ b/fuentes/CFA1_13510005_DU.docx
@@ -1,6 +1,6 @@
 
 <file path=word/document.xml><?xml version="1.0" encoding="utf-8"?>
-<w:document xmlns:wpc="http://schemas.microsoft.com/office/word/2010/wordprocessingCanvas" xmlns:cx="http://schemas.microsoft.com/office/drawing/2014/chartex" xmlns:cx1="http://schemas.microsoft.com/office/drawing/2015/9/8/chartex" xmlns:cx2="http://schemas.microsoft.com/office/drawing/2015/10/21/chartex" xmlns:cx3="http://schemas.microsoft.com/office/drawing/2016/5/9/chartex" xmlns:cx4="http://schemas.microsoft.com/office/drawing/2016/5/10/chartex" xmlns:cx5="http://schemas.microsoft.com/office/drawing/2016/5/11/chartex" xmlns:cx6="http://schemas.microsoft.com/office/drawing/2016/5/12/chartex" xmlns:cx7="http://schemas.microsoft.com/office/drawing/2016/5/13/chartex" xmlns:cx8="http://schemas.microsoft.com/office/drawing/2016/5/14/chartex" xmlns:mc="http://schemas.openxmlformats.org/markup-compatibility/2006" xmlns:aink="http://schemas.microsoft.com/office/drawing/2016/ink" xmlns:am3d="http://schemas.microsoft.com/office/drawing/2017/model3d" xmlns:o="urn:schemas-microsoft-com:office:office" xmlns:r="http://schemas.openxmlformats.org/officeDocument/2006/relationships" xmlns:m="http://schemas.openxmlformats.org/officeDocument/2006/math" xmlns:v="urn:schemas-microsoft-com:vml" xmlns:wp14="http://schemas.microsoft.com/office/word/2010/wordprocessingDrawing" xmlns:wp="http://schemas.openxmlformats.org/drawingml/2006/wordprocessingDrawing" xmlns:w10="urn:schemas-microsoft-com:office:word" xmlns:w="http://schemas.openxmlformats.org/wordprocessingml/2006/main" xmlns:w14="http://schemas.microsoft.com/office/word/2010/wordml" xmlns:w15="http://schemas.microsoft.com/office/word/2012/wordml" xmlns:w16cex="http://schemas.microsoft.com/office/word/2018/wordml/cex" xmlns:w16cid="http://schemas.microsoft.com/office/word/2016/wordml/cid" xmlns:w16="http://schemas.microsoft.com/office/word/2018/wordml" xmlns:w16se="http://schemas.microsoft.com/office/word/2015/wordml/symex" xmlns:wpg="http://schemas.microsoft.com/office/word/2010/wordprocessingGroup" xmlns:wpi="http://schemas.microsoft.com/office/word/2010/wordprocessingInk" xmlns:wne="http://schemas.microsoft.com/office/word/2006/wordml" xmlns:wps="http://schemas.microsoft.com/office/word/2010/wordprocessingShape" mc:Ignorable="w14 w15 w16se w16cid w16 w16cex wp14">
+<w:document xmlns:wpc="http://schemas.microsoft.com/office/word/2010/wordprocessingCanvas" xmlns:cx="http://schemas.microsoft.com/office/drawing/2014/chartex" xmlns:cx1="http://schemas.microsoft.com/office/drawing/2015/9/8/chartex" xmlns:cx2="http://schemas.microsoft.com/office/drawing/2015/10/21/chartex" xmlns:cx3="http://schemas.microsoft.com/office/drawing/2016/5/9/chartex" xmlns:cx4="http://schemas.microsoft.com/office/drawing/2016/5/10/chartex" xmlns:cx5="http://schemas.microsoft.com/office/drawing/2016/5/11/chartex" xmlns:cx6="http://schemas.microsoft.com/office/drawing/2016/5/12/chartex" xmlns:cx7="http://schemas.microsoft.com/office/drawing/2016/5/13/chartex" xmlns:cx8="http://schemas.microsoft.com/office/drawing/2016/5/14/chartex" xmlns:mc="http://schemas.openxmlformats.org/markup-compatibility/2006" xmlns:aink="http://schemas.microsoft.com/office/drawing/2016/ink" xmlns:am3d="http://schemas.microsoft.com/office/drawing/2017/model3d" xmlns:o="urn:schemas-microsoft-com:office:office" xmlns:r="http://schemas.openxmlformats.org/officeDocument/2006/relationships" xmlns:m="http://schemas.openxmlformats.org/officeDocument/2006/math" xmlns:v="urn:schemas-microsoft-com:vml" xmlns:wp14="http://schemas.microsoft.com/office/word/2010/wordprocessingDrawing" xmlns:wp="http://schemas.openxmlformats.org/drawingml/2006/wordprocessingDrawing" xmlns:w10="urn:schemas-microsoft-com:office:word" xmlns:w="http://schemas.openxmlformats.org/wordprocessingml/2006/main" xmlns:w14="http://schemas.microsoft.com/office/word/2010/wordml" xmlns:w15="http://schemas.microsoft.com/office/word/2012/wordml" xmlns:w16cid="http://schemas.microsoft.com/office/word/2016/wordml/cid" xmlns:w16se="http://schemas.microsoft.com/office/word/2015/wordml/symex" xmlns:wpg="http://schemas.microsoft.com/office/word/2010/wordprocessingGroup" xmlns:wpi="http://schemas.microsoft.com/office/word/2010/wordprocessingInk" xmlns:wne="http://schemas.microsoft.com/office/word/2006/wordml" xmlns:wps="http://schemas.microsoft.com/office/word/2010/wordprocessingShape" mc:Ignorable="w14 w15 w16se w16cid wp14">
   <w:body>
     <w:p>
       <w:r>
@@ -213,9 +213,9 @@
               </wp:anchor>
             </w:drawing>
           </mc:Choice>
-          <mc:Fallback xmlns:w16sdtdh="http://schemas.microsoft.com/office/word/2020/wordml/sdtdatahash">
+          <mc:Fallback xmlns:w16sdtdh="http://schemas.microsoft.com/office/word/2020/wordml/sdtdatahash" xmlns:a14="http://schemas.microsoft.com/office/drawing/2010/main" xmlns:pic="http://schemas.openxmlformats.org/drawingml/2006/picture" xmlns:adec="http://schemas.microsoft.com/office/drawing/2017/decorative" xmlns:a="http://schemas.openxmlformats.org/drawingml/2006/main" xmlns:w16="http://schemas.microsoft.com/office/word/2018/wordml" xmlns:w16cex="http://schemas.microsoft.com/office/word/2018/wordml/cex">
             <w:pict>
-              <v:rect w14:anchorId="5C6229C9" id="Rectángulo 4" o:spid="_x0000_s1026" style="position:absolute;margin-left:-55.7pt;margin-top:29pt;width:613.85pt;height:204pt;z-index:-251659776;visibility:visible;mso-wrap-style:square;mso-width-percent:0;mso-height-percent:0;mso-wrap-distance-left:9pt;mso-wrap-distance-top:0;mso-wrap-distance-right:9pt;mso-wrap-distance-bottom:0;mso-position-horizontal:absolute;mso-position-horizontal-relative:text;mso-position-vertical:absolute;mso-position-vertical-relative:text;mso-width-percent:0;mso-height-percent:0;mso-width-relative:page;mso-height-relative:margin;v-text-anchor:middle" o:gfxdata="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" fillcolor="#00314d" stroked="f" strokeweight="1pt"/>
+              <v:rect id="Rectángulo 4" style="position:absolute;margin-left:-55.7pt;margin-top:29pt;width:613.85pt;height:204pt;z-index:-251659776;visibility:visible;mso-wrap-style:square;mso-width-percent:0;mso-height-percent:0;mso-wrap-distance-left:9pt;mso-wrap-distance-top:0;mso-wrap-distance-right:9pt;mso-wrap-distance-bottom:0;mso-position-horizontal:absolute;mso-position-horizontal-relative:text;mso-position-vertical:absolute;mso-position-vertical-relative:text;mso-width-percent:0;mso-height-percent:0;mso-width-relative:page;mso-height-relative:margin;v-text-anchor:middle" o:spid="_x0000_s1026" fillcolor="#00314d" stroked="f" strokeweight="1pt" w14:anchorId="5C6229C9" o:gfxdata="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"/>
             </w:pict>
           </mc:Fallback>
         </mc:AlternateContent>
@@ -312,13 +312,13 @@
               </wp:anchor>
             </w:drawing>
           </mc:Choice>
-          <mc:Fallback>
+          <mc:Fallback xmlns:a14="http://schemas.microsoft.com/office/drawing/2010/main" xmlns:pic="http://schemas.openxmlformats.org/drawingml/2006/picture" xmlns:adec="http://schemas.microsoft.com/office/drawing/2017/decorative" xmlns:a="http://schemas.openxmlformats.org/drawingml/2006/main" xmlns:w16="http://schemas.microsoft.com/office/word/2018/wordml" xmlns:w16cex="http://schemas.microsoft.com/office/word/2018/wordml/cex">
             <w:pict>
-              <v:shapetype w14:anchorId="5E459EE6" id="_x0000_t202" coordsize="21600,21600" o:spt="202" path="m,l,21600r21600,l21600,xe">
+              <v:shapetype id="_x0000_t202" coordsize="21600,21600" o:spt="202" path="m,l,21600r21600,l21600,xe" w14:anchorId="5E459EE6">
                 <v:stroke joinstyle="miter"/>
                 <v:path gradientshapeok="t" o:connecttype="rect"/>
               </v:shapetype>
-              <v:shape id="Cuadro de texto 2" o:spid="_x0000_s1026" type="#_x0000_t202" alt="&quot;&quot;" style="position:absolute;left:0;text-align:left;margin-left:-20.7pt;margin-top:22pt;width:488.95pt;height:146.25pt;z-index:251657728;visibility:visible;mso-wrap-style:square;mso-width-percent:0;mso-height-percent:0;mso-wrap-distance-left:9pt;mso-wrap-distance-top:3.6pt;mso-wrap-distance-right:9pt;mso-wrap-distance-bottom:3.6pt;mso-position-horizontal:absolute;mso-position-horizontal-relative:text;mso-position-vertical:absolute;mso-position-vertical-relative:text;mso-width-percent:0;mso-height-percent:0;mso-width-relative:margin;mso-height-relative:margin;v-text-anchor:top" o:gfxdata="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" filled="f" stroked="f">
+              <v:shape id="Cuadro de texto 2" style="position:absolute;left:0;text-align:left;margin-left:-20.7pt;margin-top:22pt;width:488.95pt;height:146.25pt;z-index:251657728;visibility:visible;mso-wrap-style:square;mso-width-percent:0;mso-height-percent:0;mso-wrap-distance-left:9pt;mso-wrap-distance-top:3.6pt;mso-wrap-distance-right:9pt;mso-wrap-distance-bottom:3.6pt;mso-position-horizontal:absolute;mso-position-horizontal-relative:text;mso-position-vertical:absolute;mso-position-vertical-relative:text;mso-width-percent:0;mso-height-percent:0;mso-width-relative:margin;mso-height-relative:margin;v-text-anchor:top" alt="&quot;&quot;" o:spid="_x0000_s1026" filled="f" stroked="f" type="#_x0000_t202" o:gfxdata="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">
                 <v:textbox>
                   <w:txbxContent>
                     <w:p>
@@ -5700,11 +5700,13 @@
               <w:ind w:firstLine="0"/>
               <w:rPr>
                 <w:rStyle w:val="Extranjerismo"/>
+                <w:lang w:val="es-CO"/>
               </w:rPr>
             </w:pPr>
             <w:r>
               <w:rPr>
                 <w:rStyle w:val="Extranjerismo"/>
+                <w:lang w:val="es-CO"/>
               </w:rPr>
               <w:t>Preprints</w:t>
             </w:r>
@@ -7427,14 +7429,12 @@
         </w:rPr>
         <w:t>Analizar las palabras clave (</w:t>
       </w:r>
-      <w:proofErr w:type="spellStart"/>
-      <w:r>
-        <w:rPr>
-          <w:lang w:eastAsia="es-CO"/>
+      <w:r>
+        <w:rPr>
+          <w:rStyle w:val="Extranjerismo"/>
         </w:rPr>
         <w:t>keywords</w:t>
       </w:r>
-      <w:proofErr w:type="spellEnd"/>
       <w:r>
         <w:rPr>
           <w:lang w:eastAsia="es-CO"/>
@@ -7840,7 +7840,27 @@
         <w:rPr>
           <w:lang w:eastAsia="es-CO"/>
         </w:rPr>
-        <w:t>Un concepto crítico para el analista de información es el “Filtro burbuja”: los buscadores generales personalizan los resultados según lo que interpretan que el usuario desea conocer. Este proceso puede limitar la diversidad de fuentes, ocultar perspectivas divergentes y relegar información técnica menos “popular”, pero potencialmente más precisa y relevante para el análisis académico.</w:t>
+        <w:t>Un concepto crítico para el analista de información es el “</w:t>
+      </w:r>
+      <w:r>
+        <w:rPr>
+          <w:lang w:eastAsia="es-CO"/>
+        </w:rPr>
+        <w:t>f</w:t>
+      </w:r>
+      <w:r>
+        <w:rPr>
+          <w:lang w:eastAsia="es-CO"/>
+        </w:rPr>
+        <w:t>iltro burbuja”: los buscadores generales personalizan los resultados según lo que interpretan que el usuario desea conocer. Este proceso puede limitar la diversidad de fuentes, ocultar perspectivas divergentes y relegar información técnica menos “popular”, pero potencialmente más precisa y relevante</w:t>
+      </w:r>
+      <w:bookmarkStart w:id="8" w:name="_GoBack"/>
+      <w:bookmarkEnd w:id="8"/>
+      <w:r>
+        <w:rPr>
+          <w:lang w:eastAsia="es-CO"/>
+        </w:rPr>
+        <w:t xml:space="preserve"> para el análisis académico.</w:t>
       </w:r>
     </w:p>
     <w:p>
@@ -8411,12 +8431,12 @@
       <w:pPr>
         <w:pStyle w:val="Ttulo1"/>
       </w:pPr>
-      <w:bookmarkStart w:id="8" w:name="_Toc226472852"/>
+      <w:bookmarkStart w:id="9" w:name="_Toc226472852"/>
       <w:r>
         <w:lastRenderedPageBreak/>
         <w:t>Operadores de búsqueda</w:t>
       </w:r>
-      <w:bookmarkEnd w:id="8"/>
+      <w:bookmarkEnd w:id="9"/>
     </w:p>
     <w:p>
       <w:pPr>
@@ -10118,12 +10138,12 @@
       <w:pPr>
         <w:pStyle w:val="Ttulo1"/>
       </w:pPr>
-      <w:bookmarkStart w:id="9" w:name="_Toc226472853"/>
+      <w:bookmarkStart w:id="10" w:name="_Toc226472853"/>
       <w:r>
         <w:lastRenderedPageBreak/>
         <w:t>Filtros de búsqueda</w:t>
       </w:r>
-      <w:bookmarkEnd w:id="9"/>
+      <w:bookmarkEnd w:id="10"/>
       <w:r>
         <w:t xml:space="preserve"> </w:t>
       </w:r>
@@ -11080,10 +11100,10 @@
           <w:lang w:eastAsia="es-CO"/>
         </w:rPr>
       </w:pPr>
-      <w:bookmarkStart w:id="10" w:name="_Toc223458283"/>
-      <w:bookmarkStart w:id="11" w:name="_Toc226472854"/>
-      <w:bookmarkEnd w:id="10"/>
+      <w:bookmarkStart w:id="11" w:name="_Toc223458283"/>
+      <w:bookmarkStart w:id="12" w:name="_Toc226472854"/>
       <w:bookmarkEnd w:id="11"/>
+      <w:bookmarkEnd w:id="12"/>
     </w:p>
     <w:p>
       <w:pPr>
@@ -11108,10 +11128,10 @@
           <w:lang w:eastAsia="es-CO"/>
         </w:rPr>
       </w:pPr>
-      <w:bookmarkStart w:id="12" w:name="_Toc223458284"/>
-      <w:bookmarkStart w:id="13" w:name="_Toc226472855"/>
-      <w:bookmarkEnd w:id="12"/>
+      <w:bookmarkStart w:id="13" w:name="_Toc223458284"/>
+      <w:bookmarkStart w:id="14" w:name="_Toc226472855"/>
       <w:bookmarkEnd w:id="13"/>
+      <w:bookmarkEnd w:id="14"/>
     </w:p>
     <w:p>
       <w:pPr>
@@ -11136,10 +11156,10 @@
           <w:lang w:eastAsia="es-CO"/>
         </w:rPr>
       </w:pPr>
-      <w:bookmarkStart w:id="14" w:name="_Toc223458285"/>
-      <w:bookmarkStart w:id="15" w:name="_Toc226472856"/>
-      <w:bookmarkEnd w:id="14"/>
+      <w:bookmarkStart w:id="15" w:name="_Toc223458285"/>
+      <w:bookmarkStart w:id="16" w:name="_Toc226472856"/>
       <w:bookmarkEnd w:id="15"/>
+      <w:bookmarkEnd w:id="16"/>
     </w:p>
     <w:p>
       <w:pPr>
@@ -11164,10 +11184,10 @@
           <w:lang w:eastAsia="es-CO"/>
         </w:rPr>
       </w:pPr>
-      <w:bookmarkStart w:id="16" w:name="_Toc223458286"/>
-      <w:bookmarkStart w:id="17" w:name="_Toc226472857"/>
-      <w:bookmarkEnd w:id="16"/>
+      <w:bookmarkStart w:id="17" w:name="_Toc223458286"/>
+      <w:bookmarkStart w:id="18" w:name="_Toc226472857"/>
       <w:bookmarkEnd w:id="17"/>
+      <w:bookmarkEnd w:id="18"/>
     </w:p>
     <w:p>
       <w:pPr>
@@ -11192,10 +11212,10 @@
           <w:lang w:eastAsia="es-CO"/>
         </w:rPr>
       </w:pPr>
-      <w:bookmarkStart w:id="18" w:name="_Toc223458287"/>
-      <w:bookmarkStart w:id="19" w:name="_Toc226472858"/>
-      <w:bookmarkEnd w:id="18"/>
+      <w:bookmarkStart w:id="19" w:name="_Toc223458287"/>
+      <w:bookmarkStart w:id="20" w:name="_Toc226472858"/>
       <w:bookmarkEnd w:id="19"/>
+      <w:bookmarkEnd w:id="20"/>
     </w:p>
     <w:p>
       <w:pPr>
@@ -11220,20 +11240,20 @@
           <w:lang w:eastAsia="es-CO"/>
         </w:rPr>
       </w:pPr>
-      <w:bookmarkStart w:id="20" w:name="_Toc223458288"/>
-      <w:bookmarkStart w:id="21" w:name="_Toc226472859"/>
-      <w:bookmarkEnd w:id="20"/>
+      <w:bookmarkStart w:id="21" w:name="_Toc223458288"/>
+      <w:bookmarkStart w:id="22" w:name="_Toc226472859"/>
       <w:bookmarkEnd w:id="21"/>
+      <w:bookmarkEnd w:id="22"/>
     </w:p>
     <w:p>
       <w:pPr>
         <w:pStyle w:val="Ttulo2"/>
       </w:pPr>
-      <w:bookmarkStart w:id="22" w:name="_Toc226472860"/>
+      <w:bookmarkStart w:id="23" w:name="_Toc226472860"/>
       <w:r>
         <w:t>Construcción de ecuaciones de alta precisión (sintaxis combinada)</w:t>
       </w:r>
-      <w:bookmarkEnd w:id="22"/>
+      <w:bookmarkEnd w:id="23"/>
     </w:p>
     <w:p>
       <w:pPr>
@@ -11335,11 +11355,11 @@
       <w:pPr>
         <w:pStyle w:val="Ttulo2"/>
       </w:pPr>
-      <w:bookmarkStart w:id="23" w:name="_Toc226472861"/>
+      <w:bookmarkStart w:id="24" w:name="_Toc226472861"/>
       <w:r>
         <w:t>Técnicas de filtrado avanzado: por dominio, formato, fecha y región</w:t>
       </w:r>
-      <w:bookmarkEnd w:id="23"/>
+      <w:bookmarkEnd w:id="24"/>
     </w:p>
     <w:p>
       <w:pPr>
@@ -11663,12 +11683,12 @@
       <w:pPr>
         <w:pStyle w:val="Ttulo1"/>
       </w:pPr>
-      <w:bookmarkStart w:id="24" w:name="_Toc226472862"/>
+      <w:bookmarkStart w:id="25" w:name="_Toc226472862"/>
       <w:r>
         <w:lastRenderedPageBreak/>
         <w:t>Lenguaje natural y lenguaje controlado</w:t>
       </w:r>
-      <w:bookmarkEnd w:id="24"/>
+      <w:bookmarkEnd w:id="25"/>
     </w:p>
     <w:p>
       <w:pPr>
@@ -12449,12 +12469,12 @@
       <w:pPr>
         <w:pStyle w:val="Titulosgenerales"/>
       </w:pPr>
-      <w:bookmarkStart w:id="25" w:name="_Toc226472863"/>
+      <w:bookmarkStart w:id="26" w:name="_Toc226472863"/>
       <w:r>
         <w:lastRenderedPageBreak/>
         <w:t>Síntesis</w:t>
       </w:r>
-      <w:bookmarkEnd w:id="25"/>
+      <w:bookmarkEnd w:id="26"/>
     </w:p>
     <w:p>
       <w:pPr>
@@ -12553,14 +12573,14 @@
       <w:pPr>
         <w:pStyle w:val="Titulosgenerales"/>
       </w:pPr>
-      <w:bookmarkStart w:id="26" w:name="_Toc176443725"/>
-      <w:bookmarkStart w:id="27" w:name="_Toc226472864"/>
+      <w:bookmarkStart w:id="27" w:name="_Toc176443725"/>
+      <w:bookmarkStart w:id="28" w:name="_Toc226472864"/>
       <w:r>
         <w:lastRenderedPageBreak/>
         <w:t>Glosario</w:t>
       </w:r>
-      <w:bookmarkEnd w:id="26"/>
       <w:bookmarkEnd w:id="27"/>
+      <w:bookmarkEnd w:id="28"/>
     </w:p>
     <w:p>
       <w:pPr>
@@ -12833,8 +12853,8 @@
           <w:lang w:val="es-MX"/>
         </w:rPr>
       </w:pPr>
-      <w:bookmarkStart w:id="28" w:name="_Toc176443726"/>
-      <w:bookmarkStart w:id="29" w:name="_Toc226472865"/>
+      <w:bookmarkStart w:id="29" w:name="_Toc176443726"/>
+      <w:bookmarkStart w:id="30" w:name="_Toc226472865"/>
       <w:r>
         <w:rPr>
           <w:lang w:val="es-MX"/>
@@ -12842,8 +12862,8 @@
         <w:lastRenderedPageBreak/>
         <w:t>Referencias bibliográficas</w:t>
       </w:r>
-      <w:bookmarkEnd w:id="28"/>
       <w:bookmarkEnd w:id="29"/>
+      <w:bookmarkEnd w:id="30"/>
     </w:p>
     <w:p>
       <w:pPr>
@@ -12966,14 +12986,14 @@
       <w:pPr>
         <w:pStyle w:val="Titulosgenerales"/>
       </w:pPr>
-      <w:bookmarkStart w:id="30" w:name="_Toc176443727"/>
-      <w:bookmarkStart w:id="31" w:name="_Toc226472866"/>
+      <w:bookmarkStart w:id="31" w:name="_Toc176443727"/>
+      <w:bookmarkStart w:id="32" w:name="_Toc226472866"/>
       <w:r>
         <w:lastRenderedPageBreak/>
         <w:t>Créditos</w:t>
       </w:r>
-      <w:bookmarkEnd w:id="30"/>
       <w:bookmarkEnd w:id="31"/>
+      <w:bookmarkEnd w:id="32"/>
     </w:p>
     <w:tbl>
       <w:tblPr>
@@ -13993,7 +14013,7 @@
 </file>
 
 <file path=word/endnotes.xml><?xml version="1.0" encoding="utf-8"?>
-<w:endnotes xmlns:wpc="http://schemas.microsoft.com/office/word/2010/wordprocessingCanvas" xmlns:cx="http://schemas.microsoft.com/office/drawing/2014/chartex" xmlns:cx1="http://schemas.microsoft.com/office/drawing/2015/9/8/chartex" xmlns:cx2="http://schemas.microsoft.com/office/drawing/2015/10/21/chartex" xmlns:cx3="http://schemas.microsoft.com/office/drawing/2016/5/9/chartex" xmlns:cx4="http://schemas.microsoft.com/office/drawing/2016/5/10/chartex" xmlns:cx5="http://schemas.microsoft.com/office/drawing/2016/5/11/chartex" xmlns:cx6="http://schemas.microsoft.com/office/drawing/2016/5/12/chartex" xmlns:cx7="http://schemas.microsoft.com/office/drawing/2016/5/13/chartex" xmlns:cx8="http://schemas.microsoft.com/office/drawing/2016/5/14/chartex" xmlns:mc="http://schemas.openxmlformats.org/markup-compatibility/2006" xmlns:aink="http://schemas.microsoft.com/office/drawing/2016/ink" xmlns:am3d="http://schemas.microsoft.com/office/drawing/2017/model3d" xmlns:o="urn:schemas-microsoft-com:office:office" xmlns:r="http://schemas.openxmlformats.org/officeDocument/2006/relationships" xmlns:m="http://schemas.openxmlformats.org/officeDocument/2006/math" xmlns:v="urn:schemas-microsoft-com:vml" xmlns:wp14="http://schemas.microsoft.com/office/word/2010/wordprocessingDrawing" xmlns:wp="http://schemas.openxmlformats.org/drawingml/2006/wordprocessingDrawing" xmlns:w10="urn:schemas-microsoft-com:office:word" xmlns:w="http://schemas.openxmlformats.org/wordprocessingml/2006/main" xmlns:w14="http://schemas.microsoft.com/office/word/2010/wordml" xmlns:w15="http://schemas.microsoft.com/office/word/2012/wordml" xmlns:w16cex="http://schemas.microsoft.com/office/word/2018/wordml/cex" xmlns:w16cid="http://schemas.microsoft.com/office/word/2016/wordml/cid" xmlns:w16="http://schemas.microsoft.com/office/word/2018/wordml" xmlns:w16se="http://schemas.microsoft.com/office/word/2015/wordml/symex" xmlns:wpg="http://schemas.microsoft.com/office/word/2010/wordprocessingGroup" xmlns:wpi="http://schemas.microsoft.com/office/word/2010/wordprocessingInk" xmlns:wne="http://schemas.microsoft.com/office/word/2006/wordml" xmlns:wps="http://schemas.microsoft.com/office/word/2010/wordprocessingShape" mc:Ignorable="w14 w15 w16se w16cid w16 w16cex wp14">
+<w:endnotes xmlns:wpc="http://schemas.microsoft.com/office/word/2010/wordprocessingCanvas" xmlns:cx="http://schemas.microsoft.com/office/drawing/2014/chartex" xmlns:cx1="http://schemas.microsoft.com/office/drawing/2015/9/8/chartex" xmlns:cx2="http://schemas.microsoft.com/office/drawing/2015/10/21/chartex" xmlns:cx3="http://schemas.microsoft.com/office/drawing/2016/5/9/chartex" xmlns:cx4="http://schemas.microsoft.com/office/drawing/2016/5/10/chartex" xmlns:cx5="http://schemas.microsoft.com/office/drawing/2016/5/11/chartex" xmlns:cx6="http://schemas.microsoft.com/office/drawing/2016/5/12/chartex" xmlns:cx7="http://schemas.microsoft.com/office/drawing/2016/5/13/chartex" xmlns:cx8="http://schemas.microsoft.com/office/drawing/2016/5/14/chartex" xmlns:mc="http://schemas.openxmlformats.org/markup-compatibility/2006" xmlns:aink="http://schemas.microsoft.com/office/drawing/2016/ink" xmlns:am3d="http://schemas.microsoft.com/office/drawing/2017/model3d" xmlns:o="urn:schemas-microsoft-com:office:office" xmlns:r="http://schemas.openxmlformats.org/officeDocument/2006/relationships" xmlns:m="http://schemas.openxmlformats.org/officeDocument/2006/math" xmlns:v="urn:schemas-microsoft-com:vml" xmlns:wp14="http://schemas.microsoft.com/office/word/2010/wordprocessingDrawing" xmlns:wp="http://schemas.openxmlformats.org/drawingml/2006/wordprocessingDrawing" xmlns:w10="urn:schemas-microsoft-com:office:word" xmlns:w="http://schemas.openxmlformats.org/wordprocessingml/2006/main" xmlns:w14="http://schemas.microsoft.com/office/word/2010/wordml" xmlns:w15="http://schemas.microsoft.com/office/word/2012/wordml" xmlns:w16cid="http://schemas.microsoft.com/office/word/2016/wordml/cid" xmlns:w16se="http://schemas.microsoft.com/office/word/2015/wordml/symex" xmlns:wpg="http://schemas.microsoft.com/office/word/2010/wordprocessingGroup" xmlns:wpi="http://schemas.microsoft.com/office/word/2010/wordprocessingInk" xmlns:wne="http://schemas.microsoft.com/office/word/2006/wordml" xmlns:wps="http://schemas.microsoft.com/office/word/2010/wordprocessingShape" mc:Ignorable="w14 w15 w16se w16cid wp14">
   <w:endnote w:type="separator" w:id="-1">
     <w:p>
       <w:pPr>
@@ -14018,7 +14038,7 @@
 </file>
 
 <file path=word/footer1.xml><?xml version="1.0" encoding="utf-8"?>
-<w:ftr xmlns:wpc="http://schemas.microsoft.com/office/word/2010/wordprocessingCanvas" xmlns:cx="http://schemas.microsoft.com/office/drawing/2014/chartex" xmlns:cx1="http://schemas.microsoft.com/office/drawing/2015/9/8/chartex" xmlns:cx2="http://schemas.microsoft.com/office/drawing/2015/10/21/chartex" xmlns:cx3="http://schemas.microsoft.com/office/drawing/2016/5/9/chartex" xmlns:cx4="http://schemas.microsoft.com/office/drawing/2016/5/10/chartex" xmlns:cx5="http://schemas.microsoft.com/office/drawing/2016/5/11/chartex" xmlns:cx6="http://schemas.microsoft.com/office/drawing/2016/5/12/chartex" xmlns:cx7="http://schemas.microsoft.com/office/drawing/2016/5/13/chartex" xmlns:cx8="http://schemas.microsoft.com/office/drawing/2016/5/14/chartex" xmlns:mc="http://schemas.openxmlformats.org/markup-compatibility/2006" xmlns:aink="http://schemas.microsoft.com/office/drawing/2016/ink" xmlns:am3d="http://schemas.microsoft.com/office/drawing/2017/model3d" xmlns:o="urn:schemas-microsoft-com:office:office" xmlns:r="http://schemas.openxmlformats.org/officeDocument/2006/relationships" xmlns:m="http://schemas.openxmlformats.org/officeDocument/2006/math" xmlns:v="urn:schemas-microsoft-com:vml" xmlns:wp14="http://schemas.microsoft.com/office/word/2010/wordprocessingDrawing" xmlns:wp="http://schemas.openxmlformats.org/drawingml/2006/wordprocessingDrawing" xmlns:w10="urn:schemas-microsoft-com:office:word" xmlns:w="http://schemas.openxmlformats.org/wordprocessingml/2006/main" xmlns:w14="http://schemas.microsoft.com/office/word/2010/wordml" xmlns:w15="http://schemas.microsoft.com/office/word/2012/wordml" xmlns:w16cex="http://schemas.microsoft.com/office/word/2018/wordml/cex" xmlns:w16cid="http://schemas.microsoft.com/office/word/2016/wordml/cid" xmlns:w16="http://schemas.microsoft.com/office/word/2018/wordml" xmlns:w16se="http://schemas.microsoft.com/office/word/2015/wordml/symex" xmlns:wpg="http://schemas.microsoft.com/office/word/2010/wordprocessingGroup" xmlns:wpi="http://schemas.microsoft.com/office/word/2010/wordprocessingInk" xmlns:wne="http://schemas.microsoft.com/office/word/2006/wordml" xmlns:wps="http://schemas.microsoft.com/office/word/2010/wordprocessingShape" mc:Ignorable="w14 w15 w16se w16cid w16 w16cex wp14">
+<w:ftr xmlns:wpc="http://schemas.microsoft.com/office/word/2010/wordprocessingCanvas" xmlns:cx="http://schemas.microsoft.com/office/drawing/2014/chartex" xmlns:cx1="http://schemas.microsoft.com/office/drawing/2015/9/8/chartex" xmlns:cx2="http://schemas.microsoft.com/office/drawing/2015/10/21/chartex" xmlns:cx3="http://schemas.microsoft.com/office/drawing/2016/5/9/chartex" xmlns:cx4="http://schemas.microsoft.com/office/drawing/2016/5/10/chartex" xmlns:cx5="http://schemas.microsoft.com/office/drawing/2016/5/11/chartex" xmlns:cx6="http://schemas.microsoft.com/office/drawing/2016/5/12/chartex" xmlns:cx7="http://schemas.microsoft.com/office/drawing/2016/5/13/chartex" xmlns:cx8="http://schemas.microsoft.com/office/drawing/2016/5/14/chartex" xmlns:mc="http://schemas.openxmlformats.org/markup-compatibility/2006" xmlns:aink="http://schemas.microsoft.com/office/drawing/2016/ink" xmlns:am3d="http://schemas.microsoft.com/office/drawing/2017/model3d" xmlns:o="urn:schemas-microsoft-com:office:office" xmlns:r="http://schemas.openxmlformats.org/officeDocument/2006/relationships" xmlns:m="http://schemas.openxmlformats.org/officeDocument/2006/math" xmlns:v="urn:schemas-microsoft-com:vml" xmlns:wp14="http://schemas.microsoft.com/office/word/2010/wordprocessingDrawing" xmlns:wp="http://schemas.openxmlformats.org/drawingml/2006/wordprocessingDrawing" xmlns:w10="urn:schemas-microsoft-com:office:word" xmlns:w="http://schemas.openxmlformats.org/wordprocessingml/2006/main" xmlns:w14="http://schemas.microsoft.com/office/word/2010/wordml" xmlns:w15="http://schemas.microsoft.com/office/word/2012/wordml" xmlns:w16cid="http://schemas.microsoft.com/office/word/2016/wordml/cid" xmlns:w16se="http://schemas.microsoft.com/office/word/2015/wordml/symex" xmlns:wpg="http://schemas.microsoft.com/office/word/2010/wordprocessingGroup" xmlns:wpi="http://schemas.microsoft.com/office/word/2010/wordprocessingInk" xmlns:wne="http://schemas.microsoft.com/office/word/2006/wordml" xmlns:wps="http://schemas.microsoft.com/office/word/2010/wordprocessingShape" mc:Ignorable="w14 w15 w16se w16cid wp14">
   <w:p>
     <w:pPr>
       <w:pStyle w:val="Piedepgina"/>
@@ -14100,13 +14120,13 @@
             </wp:anchor>
           </w:drawing>
         </mc:Choice>
-        <mc:Fallback>
+        <mc:Fallback xmlns:a="http://schemas.openxmlformats.org/drawingml/2006/main" xmlns:w16="http://schemas.microsoft.com/office/word/2018/wordml" xmlns:w16cex="http://schemas.microsoft.com/office/word/2018/wordml/cex">
           <w:pict>
-            <v:shapetype w14:anchorId="30EDB3B0" id="_x0000_t202" coordsize="21600,21600" o:spt="202" path="m,l,21600r21600,l21600,xe">
+            <v:shapetype id="_x0000_t202" coordsize="21600,21600" o:spt="202" path="m,l,21600r21600,l21600,xe" w14:anchorId="30EDB3B0">
               <v:stroke joinstyle="miter"/>
               <v:path gradientshapeok="t" o:connecttype="rect"/>
             </v:shapetype>
-            <v:shape id="Cuadro de texto 1" o:spid="_x0000_s1027" type="#_x0000_t202" style="position:absolute;left:0;text-align:left;margin-left:16.1pt;margin-top:.65pt;width:455.15pt;height:41.4pt;z-index:251658240;visibility:visible;mso-wrap-style:square;mso-width-percent:0;mso-height-percent:0;mso-wrap-distance-left:9pt;mso-wrap-distance-top:3.6pt;mso-wrap-distance-right:9pt;mso-wrap-distance-bottom:3.6pt;mso-position-horizontal:absolute;mso-position-horizontal-relative:text;mso-position-vertical:absolute;mso-position-vertical-relative:text;mso-width-percent:0;mso-height-percent:0;mso-width-relative:margin;mso-height-relative:margin;v-text-anchor:top" o:gfxdata="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" stroked="f">
+            <v:shape id="Cuadro de texto 1" style="position:absolute;left:0;text-align:left;margin-left:16.1pt;margin-top:.65pt;width:455.15pt;height:41.4pt;z-index:251658240;visibility:visible;mso-wrap-style:square;mso-width-percent:0;mso-height-percent:0;mso-wrap-distance-left:9pt;mso-wrap-distance-top:3.6pt;mso-wrap-distance-right:9pt;mso-wrap-distance-bottom:3.6pt;mso-position-horizontal:absolute;mso-position-horizontal-relative:text;mso-position-vertical:absolute;mso-position-vertical-relative:text;mso-width-percent:0;mso-height-percent:0;mso-width-relative:margin;mso-height-relative:margin;v-text-anchor:top" o:spid="_x0000_s1027" stroked="f" type="#_x0000_t202" o:gfxdata="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">
               <v:textbox>
                 <w:txbxContent>
                   <w:p>
@@ -14155,7 +14175,7 @@
 </file>
 
 <file path=word/footnotes.xml><?xml version="1.0" encoding="utf-8"?>
-<w:footnotes xmlns:wpc="http://schemas.microsoft.com/office/word/2010/wordprocessingCanvas" xmlns:cx="http://schemas.microsoft.com/office/drawing/2014/chartex" xmlns:cx1="http://schemas.microsoft.com/office/drawing/2015/9/8/chartex" xmlns:cx2="http://schemas.microsoft.com/office/drawing/2015/10/21/chartex" xmlns:cx3="http://schemas.microsoft.com/office/drawing/2016/5/9/chartex" xmlns:cx4="http://schemas.microsoft.com/office/drawing/2016/5/10/chartex" xmlns:cx5="http://schemas.microsoft.com/office/drawing/2016/5/11/chartex" xmlns:cx6="http://schemas.microsoft.com/office/drawing/2016/5/12/chartex" xmlns:cx7="http://schemas.microsoft.com/office/drawing/2016/5/13/chartex" xmlns:cx8="http://schemas.microsoft.com/office/drawing/2016/5/14/chartex" xmlns:mc="http://schemas.openxmlformats.org/markup-compatibility/2006" xmlns:aink="http://schemas.microsoft.com/office/drawing/2016/ink" xmlns:am3d="http://schemas.microsoft.com/office/drawing/2017/model3d" xmlns:o="urn:schemas-microsoft-com:office:office" xmlns:r="http://schemas.openxmlformats.org/officeDocument/2006/relationships" xmlns:m="http://schemas.openxmlformats.org/officeDocument/2006/math" xmlns:v="urn:schemas-microsoft-com:vml" xmlns:wp14="http://schemas.microsoft.com/office/word/2010/wordprocessingDrawing" xmlns:wp="http://schemas.openxmlformats.org/drawingml/2006/wordprocessingDrawing" xmlns:w10="urn:schemas-microsoft-com:office:word" xmlns:w="http://schemas.openxmlformats.org/wordprocessingml/2006/main" xmlns:w14="http://schemas.microsoft.com/office/word/2010/wordml" xmlns:w15="http://schemas.microsoft.com/office/word/2012/wordml" xmlns:w16cex="http://schemas.microsoft.com/office/word/2018/wordml/cex" xmlns:w16cid="http://schemas.microsoft.com/office/word/2016/wordml/cid" xmlns:w16="http://schemas.microsoft.com/office/word/2018/wordml" xmlns:w16se="http://schemas.microsoft.com/office/word/2015/wordml/symex" xmlns:wpg="http://schemas.microsoft.com/office/word/2010/wordprocessingGroup" xmlns:wpi="http://schemas.microsoft.com/office/word/2010/wordprocessingInk" xmlns:wne="http://schemas.microsoft.com/office/word/2006/wordml" xmlns:wps="http://schemas.microsoft.com/office/word/2010/wordprocessingShape" mc:Ignorable="w14 w15 w16se w16cid w16 w16cex wp14">
+<w:footnotes xmlns:wpc="http://schemas.microsoft.com/office/word/2010/wordprocessingCanvas" xmlns:cx="http://schemas.microsoft.com/office/drawing/2014/chartex" xmlns:cx1="http://schemas.microsoft.com/office/drawing/2015/9/8/chartex" xmlns:cx2="http://schemas.microsoft.com/office/drawing/2015/10/21/chartex" xmlns:cx3="http://schemas.microsoft.com/office/drawing/2016/5/9/chartex" xmlns:cx4="http://schemas.microsoft.com/office/drawing/2016/5/10/chartex" xmlns:cx5="http://schemas.microsoft.com/office/drawing/2016/5/11/chartex" xmlns:cx6="http://schemas.microsoft.com/office/drawing/2016/5/12/chartex" xmlns:cx7="http://schemas.microsoft.com/office/drawing/2016/5/13/chartex" xmlns:cx8="http://schemas.microsoft.com/office/drawing/2016/5/14/chartex" xmlns:mc="http://schemas.openxmlformats.org/markup-compatibility/2006" xmlns:aink="http://schemas.microsoft.com/office/drawing/2016/ink" xmlns:am3d="http://schemas.microsoft.com/office/drawing/2017/model3d" xmlns:o="urn:schemas-microsoft-com:office:office" xmlns:r="http://schemas.openxmlformats.org/officeDocument/2006/relationships" xmlns:m="http://schemas.openxmlformats.org/officeDocument/2006/math" xmlns:v="urn:schemas-microsoft-com:vml" xmlns:wp14="http://schemas.microsoft.com/office/word/2010/wordprocessingDrawing" xmlns:wp="http://schemas.openxmlformats.org/drawingml/2006/wordprocessingDrawing" xmlns:w10="urn:schemas-microsoft-com:office:word" xmlns:w="http://schemas.openxmlformats.org/wordprocessingml/2006/main" xmlns:w14="http://schemas.microsoft.com/office/word/2010/wordml" xmlns:w15="http://schemas.microsoft.com/office/word/2012/wordml" xmlns:w16cid="http://schemas.microsoft.com/office/word/2016/wordml/cid" xmlns:w16se="http://schemas.microsoft.com/office/word/2015/wordml/symex" xmlns:wpg="http://schemas.microsoft.com/office/word/2010/wordprocessingGroup" xmlns:wpi="http://schemas.microsoft.com/office/word/2010/wordprocessingInk" xmlns:wne="http://schemas.microsoft.com/office/word/2006/wordml" xmlns:wps="http://schemas.microsoft.com/office/word/2010/wordprocessingShape" mc:Ignorable="w14 w15 w16se w16cid wp14">
   <w:footnote w:type="separator" w:id="-1">
     <w:p>
       <w:pPr>
@@ -14180,7 +14200,7 @@
 </file>
 
 <file path=word/header1.xml><?xml version="1.0" encoding="utf-8"?>
-<w:hdr xmlns:wpc="http://schemas.microsoft.com/office/word/2010/wordprocessingCanvas" xmlns:cx="http://schemas.microsoft.com/office/drawing/2014/chartex" xmlns:cx1="http://schemas.microsoft.com/office/drawing/2015/9/8/chartex" xmlns:cx2="http://schemas.microsoft.com/office/drawing/2015/10/21/chartex" xmlns:cx3="http://schemas.microsoft.com/office/drawing/2016/5/9/chartex" xmlns:cx4="http://schemas.microsoft.com/office/drawing/2016/5/10/chartex" xmlns:cx5="http://schemas.microsoft.com/office/drawing/2016/5/11/chartex" xmlns:cx6="http://schemas.microsoft.com/office/drawing/2016/5/12/chartex" xmlns:cx7="http://schemas.microsoft.com/office/drawing/2016/5/13/chartex" xmlns:cx8="http://schemas.microsoft.com/office/drawing/2016/5/14/chartex" xmlns:mc="http://schemas.openxmlformats.org/markup-compatibility/2006" xmlns:aink="http://schemas.microsoft.com/office/drawing/2016/ink" xmlns:am3d="http://schemas.microsoft.com/office/drawing/2017/model3d" xmlns:o="urn:schemas-microsoft-com:office:office" xmlns:r="http://schemas.openxmlformats.org/officeDocument/2006/relationships" xmlns:m="http://schemas.openxmlformats.org/officeDocument/2006/math" xmlns:v="urn:schemas-microsoft-com:vml" xmlns:wp14="http://schemas.microsoft.com/office/word/2010/wordprocessingDrawing" xmlns:wp="http://schemas.openxmlformats.org/drawingml/2006/wordprocessingDrawing" xmlns:w10="urn:schemas-microsoft-com:office:word" xmlns:w="http://schemas.openxmlformats.org/wordprocessingml/2006/main" xmlns:w14="http://schemas.microsoft.com/office/word/2010/wordml" xmlns:w15="http://schemas.microsoft.com/office/word/2012/wordml" xmlns:w16cex="http://schemas.microsoft.com/office/word/2018/wordml/cex" xmlns:w16cid="http://schemas.microsoft.com/office/word/2016/wordml/cid" xmlns:w16="http://schemas.microsoft.com/office/word/2018/wordml" xmlns:w16se="http://schemas.microsoft.com/office/word/2015/wordml/symex" xmlns:wpg="http://schemas.microsoft.com/office/word/2010/wordprocessingGroup" xmlns:wpi="http://schemas.microsoft.com/office/word/2010/wordprocessingInk" xmlns:wne="http://schemas.microsoft.com/office/word/2006/wordml" xmlns:wps="http://schemas.microsoft.com/office/word/2010/wordprocessingShape" mc:Ignorable="w14 w15 w16se w16cid w16 w16cex wp14">
+<w:hdr xmlns:wpc="http://schemas.microsoft.com/office/word/2010/wordprocessingCanvas" xmlns:cx="http://schemas.microsoft.com/office/drawing/2014/chartex" xmlns:cx1="http://schemas.microsoft.com/office/drawing/2015/9/8/chartex" xmlns:cx2="http://schemas.microsoft.com/office/drawing/2015/10/21/chartex" xmlns:cx3="http://schemas.microsoft.com/office/drawing/2016/5/9/chartex" xmlns:cx4="http://schemas.microsoft.com/office/drawing/2016/5/10/chartex" xmlns:cx5="http://schemas.microsoft.com/office/drawing/2016/5/11/chartex" xmlns:cx6="http://schemas.microsoft.com/office/drawing/2016/5/12/chartex" xmlns:cx7="http://schemas.microsoft.com/office/drawing/2016/5/13/chartex" xmlns:cx8="http://schemas.microsoft.com/office/drawing/2016/5/14/chartex" xmlns:mc="http://schemas.openxmlformats.org/markup-compatibility/2006" xmlns:aink="http://schemas.microsoft.com/office/drawing/2016/ink" xmlns:am3d="http://schemas.microsoft.com/office/drawing/2017/model3d" xmlns:o="urn:schemas-microsoft-com:office:office" xmlns:r="http://schemas.openxmlformats.org/officeDocument/2006/relationships" xmlns:m="http://schemas.openxmlformats.org/officeDocument/2006/math" xmlns:v="urn:schemas-microsoft-com:vml" xmlns:wp14="http://schemas.microsoft.com/office/word/2010/wordprocessingDrawing" xmlns:wp="http://schemas.openxmlformats.org/drawingml/2006/wordprocessingDrawing" xmlns:w10="urn:schemas-microsoft-com:office:word" xmlns:w="http://schemas.openxmlformats.org/wordprocessingml/2006/main" xmlns:w14="http://schemas.microsoft.com/office/word/2010/wordml" xmlns:w15="http://schemas.microsoft.com/office/word/2012/wordml" xmlns:w16cid="http://schemas.microsoft.com/office/word/2016/wordml/cid" xmlns:w16se="http://schemas.microsoft.com/office/word/2015/wordml/symex" xmlns:wpg="http://schemas.microsoft.com/office/word/2010/wordprocessingGroup" xmlns:wpi="http://schemas.microsoft.com/office/word/2010/wordprocessingInk" xmlns:wne="http://schemas.microsoft.com/office/word/2006/wordml" xmlns:wps="http://schemas.microsoft.com/office/word/2010/wordprocessingShape" mc:Ignorable="w14 w15 w16se w16cid wp14">
   <w:p>
     <w:pPr>
       <w:pStyle w:val="Encabezado"/>
@@ -14252,7 +14272,7 @@
 </file>
 
 <file path=word/numbering.xml><?xml version="1.0" encoding="utf-8"?>
-<w:numbering xmlns:wpc="http://schemas.microsoft.com/office/word/2010/wordprocessingCanvas" xmlns:cx="http://schemas.microsoft.com/office/drawing/2014/chartex" xmlns:cx1="http://schemas.microsoft.com/office/drawing/2015/9/8/chartex" xmlns:cx2="http://schemas.microsoft.com/office/drawing/2015/10/21/chartex" xmlns:cx3="http://schemas.microsoft.com/office/drawing/2016/5/9/chartex" xmlns:cx4="http://schemas.microsoft.com/office/drawing/2016/5/10/chartex" xmlns:cx5="http://schemas.microsoft.com/office/drawing/2016/5/11/chartex" xmlns:cx6="http://schemas.microsoft.com/office/drawing/2016/5/12/chartex" xmlns:cx7="http://schemas.microsoft.com/office/drawing/2016/5/13/chartex" xmlns:cx8="http://schemas.microsoft.com/office/drawing/2016/5/14/chartex" xmlns:mc="http://schemas.openxmlformats.org/markup-compatibility/2006" xmlns:aink="http://schemas.microsoft.com/office/drawing/2016/ink" xmlns:am3d="http://schemas.microsoft.com/office/drawing/2017/model3d" xmlns:o="urn:schemas-microsoft-com:office:office" xmlns:r="http://schemas.openxmlformats.org/officeDocument/2006/relationships" xmlns:m="http://schemas.openxmlformats.org/officeDocument/2006/math" xmlns:v="urn:schemas-microsoft-com:vml" xmlns:wp14="http://schemas.microsoft.com/office/word/2010/wordprocessingDrawing" xmlns:wp="http://schemas.openxmlformats.org/drawingml/2006/wordprocessingDrawing" xmlns:w10="urn:schemas-microsoft-com:office:word" xmlns:w="http://schemas.openxmlformats.org/wordprocessingml/2006/main" xmlns:w14="http://schemas.microsoft.com/office/word/2010/wordml" xmlns:w15="http://schemas.microsoft.com/office/word/2012/wordml" xmlns:w16cex="http://schemas.microsoft.com/office/word/2018/wordml/cex" xmlns:w16cid="http://schemas.microsoft.com/office/word/2016/wordml/cid" xmlns:w16="http://schemas.microsoft.com/office/word/2018/wordml" xmlns:w16se="http://schemas.microsoft.com/office/word/2015/wordml/symex" xmlns:wpg="http://schemas.microsoft.com/office/word/2010/wordprocessingGroup" xmlns:wpi="http://schemas.microsoft.com/office/word/2010/wordprocessingInk" xmlns:wne="http://schemas.microsoft.com/office/word/2006/wordml" xmlns:wps="http://schemas.microsoft.com/office/word/2010/wordprocessingShape" mc:Ignorable="w14 w15 w16se w16cid w16 w16cex wp14">
+<w:numbering xmlns:wpc="http://schemas.microsoft.com/office/word/2010/wordprocessingCanvas" xmlns:cx="http://schemas.microsoft.com/office/drawing/2014/chartex" xmlns:cx1="http://schemas.microsoft.com/office/drawing/2015/9/8/chartex" xmlns:cx2="http://schemas.microsoft.com/office/drawing/2015/10/21/chartex" xmlns:cx3="http://schemas.microsoft.com/office/drawing/2016/5/9/chartex" xmlns:cx4="http://schemas.microsoft.com/office/drawing/2016/5/10/chartex" xmlns:cx5="http://schemas.microsoft.com/office/drawing/2016/5/11/chartex" xmlns:cx6="http://schemas.microsoft.com/office/drawing/2016/5/12/chartex" xmlns:cx7="http://schemas.microsoft.com/office/drawing/2016/5/13/chartex" xmlns:cx8="http://schemas.microsoft.com/office/drawing/2016/5/14/chartex" xmlns:mc="http://schemas.openxmlformats.org/markup-compatibility/2006" xmlns:aink="http://schemas.microsoft.com/office/drawing/2016/ink" xmlns:am3d="http://schemas.microsoft.com/office/drawing/2017/model3d" xmlns:o="urn:schemas-microsoft-com:office:office" xmlns:r="http://schemas.openxmlformats.org/officeDocument/2006/relationships" xmlns:m="http://schemas.openxmlformats.org/officeDocument/2006/math" xmlns:v="urn:schemas-microsoft-com:vml" xmlns:wp14="http://schemas.microsoft.com/office/word/2010/wordprocessingDrawing" xmlns:wp="http://schemas.openxmlformats.org/drawingml/2006/wordprocessingDrawing" xmlns:w10="urn:schemas-microsoft-com:office:word" xmlns:w="http://schemas.openxmlformats.org/wordprocessingml/2006/main" xmlns:w14="http://schemas.microsoft.com/office/word/2010/wordml" xmlns:w15="http://schemas.microsoft.com/office/word/2012/wordml" xmlns:w16cid="http://schemas.microsoft.com/office/word/2016/wordml/cid" xmlns:w16se="http://schemas.microsoft.com/office/word/2015/wordml/symex" xmlns:wpg="http://schemas.microsoft.com/office/word/2010/wordprocessingGroup" xmlns:wpi="http://schemas.microsoft.com/office/word/2010/wordprocessingInk" xmlns:wne="http://schemas.microsoft.com/office/word/2006/wordml" xmlns:wps="http://schemas.microsoft.com/office/word/2010/wordprocessingShape" mc:Ignorable="w14 w15 w16se w16cid wp14">
   <w:abstractNum w:abstractNumId="0" w15:restartNumberingAfterBreak="0">
     <w:nsid w:val="FFFFFF89"/>
     <w:multiLevelType w:val="singleLevel"/>
@@ -18532,7 +18552,7 @@
 </file>
 
 <file path=word/styles.xml><?xml version="1.0" encoding="utf-8"?>
-<w:styles xmlns:mc="http://schemas.openxmlformats.org/markup-compatibility/2006" xmlns:r="http://schemas.openxmlformats.org/officeDocument/2006/relationships" xmlns:w="http://schemas.openxmlformats.org/wordprocessingml/2006/main" xmlns:w14="http://schemas.microsoft.com/office/word/2010/wordml" xmlns:w15="http://schemas.microsoft.com/office/word/2012/wordml" xmlns:w16cex="http://schemas.microsoft.com/office/word/2018/wordml/cex" xmlns:w16cid="http://schemas.microsoft.com/office/word/2016/wordml/cid" xmlns:w16="http://schemas.microsoft.com/office/word/2018/wordml" xmlns:w16se="http://schemas.microsoft.com/office/word/2015/wordml/symex" mc:Ignorable="w14 w15 w16se w16cid w16 w16cex">
+<w:styles xmlns:mc="http://schemas.openxmlformats.org/markup-compatibility/2006" xmlns:r="http://schemas.openxmlformats.org/officeDocument/2006/relationships" xmlns:w="http://schemas.openxmlformats.org/wordprocessingml/2006/main" xmlns:w14="http://schemas.microsoft.com/office/word/2010/wordml" xmlns:w15="http://schemas.microsoft.com/office/word/2012/wordml" xmlns:w16cid="http://schemas.microsoft.com/office/word/2016/wordml/cid" xmlns:w16se="http://schemas.microsoft.com/office/word/2015/wordml/symex" mc:Ignorable="w14 w15 w16se w16cid">
   <w:docDefaults>
     <w:rPrDefault>
       <w:rPr>
@@ -18542,7 +18562,7 @@
     </w:rPrDefault>
     <w:pPrDefault/>
   </w:docDefaults>
-  <w:latentStyles w:defLockedState="0" w:defUIPriority="99" w:defSemiHidden="0" w:defUnhideWhenUsed="0" w:defQFormat="0" w:count="376">
+  <w:latentStyles w:defLockedState="0" w:defUIPriority="99" w:defSemiHidden="0" w:defUnhideWhenUsed="0" w:defQFormat="0" w:count="375">
     <w:lsdException w:name="Normal" w:uiPriority="0" w:qFormat="1"/>
     <w:lsdException w:name="heading 1" w:uiPriority="9" w:qFormat="1"/>
     <w:lsdException w:name="heading 2" w:semiHidden="1" w:uiPriority="9" w:unhideWhenUsed="1" w:qFormat="1"/>
@@ -18648,6 +18668,7 @@
     <w:lsdException w:name="HTML Sample" w:semiHidden="1" w:unhideWhenUsed="1"/>
     <w:lsdException w:name="HTML Typewriter" w:semiHidden="1" w:unhideWhenUsed="1"/>
     <w:lsdException w:name="HTML Variable" w:semiHidden="1" w:unhideWhenUsed="1"/>
+    <w:lsdException w:name="Normal Table" w:semiHidden="1" w:unhideWhenUsed="1"/>
     <w:lsdException w:name="annotation subject" w:semiHidden="1" w:unhideWhenUsed="1"/>
     <w:lsdException w:name="No List" w:semiHidden="1" w:unhideWhenUsed="1"/>
     <w:lsdException w:name="Outline List 1" w:semiHidden="1" w:unhideWhenUsed="1"/>
@@ -18694,8 +18715,10 @@
     <w:lsdException w:name="Table Subtle 2" w:semiHidden="1" w:unhideWhenUsed="1"/>
     <w:lsdException w:name="Table Web 1" w:semiHidden="1" w:unhideWhenUsed="1"/>
     <w:lsdException w:name="Table Web 2" w:semiHidden="1" w:unhideWhenUsed="1"/>
+    <w:lsdException w:name="Table Web 3" w:semiHidden="1" w:unhideWhenUsed="1"/>
     <w:lsdException w:name="Balloon Text" w:semiHidden="1" w:unhideWhenUsed="1"/>
     <w:lsdException w:name="Table Grid" w:uiPriority="39"/>
+    <w:lsdException w:name="Table Theme" w:semiHidden="1" w:unhideWhenUsed="1"/>
     <w:lsdException w:name="Placeholder Text" w:semiHidden="1"/>
     <w:lsdException w:name="No Spacing" w:uiPriority="1" w:qFormat="1"/>
     <w:lsdException w:name="Light Shading" w:uiPriority="60"/>
@@ -18915,7 +18938,6 @@
     <w:lsdException w:name="Smart Hyperlink" w:semiHidden="1" w:unhideWhenUsed="1"/>
     <w:lsdException w:name="Hashtag" w:semiHidden="1" w:unhideWhenUsed="1"/>
     <w:lsdException w:name="Unresolved Mention" w:semiHidden="1" w:unhideWhenUsed="1"/>
-    <w:lsdException w:name="Smart Link" w:semiHidden="1" w:unhideWhenUsed="1"/>
   </w:latentStyles>
   <w:style w:type="paragraph" w:default="1" w:styleId="Normal">
     <w:name w:val="Normal"/>
@@ -20284,10 +20306,6 @@
 </file>
 
 <file path=customXml/item1.xml><?xml version="1.0" encoding="utf-8"?>
-<b:Sources xmlns:b="http://schemas.openxmlformats.org/officeDocument/2006/bibliography" xmlns="http://schemas.openxmlformats.org/officeDocument/2006/bibliography" SelectedStyle="\APASixthEditionOfficeOnline.xsl" StyleName="APA" Version="6"/>
-</file>
-
-<file path=customXml/item2.xml><?xml version="1.0" encoding="utf-8"?>
 <p:properties xmlns:p="http://schemas.microsoft.com/office/2006/metadata/properties" xmlns:xsi="http://www.w3.org/2001/XMLSchema-instance" xmlns:pc="http://schemas.microsoft.com/office/infopath/2007/PartnerControls">
   <documentManagement>
     <TaxCatchAll xmlns="13c90a0b-73bc-4dc0-be5f-28d77b615beb" xsi:nil="true"/>
@@ -20298,16 +20316,7 @@
 </p:properties>
 </file>
 
-<file path=customXml/item3.xml><?xml version="1.0" encoding="utf-8"?>
-<?mso-contentType ?>
-<FormTemplates xmlns="http://schemas.microsoft.com/sharepoint/v3/contenttype/forms">
-  <Display>DocumentLibraryForm</Display>
-  <Edit>DocumentLibraryForm</Edit>
-  <New>DocumentLibraryForm</New>
-</FormTemplates>
-</file>
-
-<file path=customXml/item4.xml><?xml version="1.0" encoding="utf-8"?>
+<file path=customXml/item2.xml><?xml version="1.0" encoding="utf-8"?>
 <ct:contentTypeSchema xmlns:ct="http://schemas.microsoft.com/office/2006/metadata/contentType" xmlns:ma="http://schemas.microsoft.com/office/2006/metadata/properties/metaAttributes" ct:_="" ma:_="" ma:contentTypeName="Documento" ma:contentTypeID="0x0101006A81D6BD42E8DF4C91013959704817E1" ma:contentTypeVersion="15" ma:contentTypeDescription="Crear nuevo documento." ma:contentTypeScope="" ma:versionID="bf4f72ffd194f0963ff564daca6869f7">
   <xsd:schema xmlns:xsd="http://www.w3.org/2001/XMLSchema" xmlns:xs="http://www.w3.org/2001/XMLSchema" xmlns:p="http://schemas.microsoft.com/office/2006/metadata/properties" xmlns:ns2="13c90a0b-73bc-4dc0-be5f-28d77b615beb" xmlns:ns3="13c93bba-48ce-428c-bfe5-88b42c19b028" targetNamespace="http://schemas.microsoft.com/office/2006/metadata/properties" ma:root="true" ma:fieldsID="8718d6f4873a5b1392a45044efa78385" ns2:_="" ns3:_="">
     <xsd:import namespace="13c90a0b-73bc-4dc0-be5f-28d77b615beb"/>
@@ -20542,15 +20551,20 @@
 </ct:contentTypeSchema>
 </file>
 
-<file path=customXml/itemProps1.xml><?xml version="1.0" encoding="utf-8"?>
-<ds:datastoreItem xmlns:ds="http://schemas.openxmlformats.org/officeDocument/2006/customXml" ds:itemID="{C88252F1-CF37-4840-81E1-67777FC6FC50}">
-  <ds:schemaRefs>
-    <ds:schemaRef ds:uri="http://schemas.openxmlformats.org/officeDocument/2006/bibliography"/>
-  </ds:schemaRefs>
-</ds:datastoreItem>
+<file path=customXml/item3.xml><?xml version="1.0" encoding="utf-8"?>
+<?mso-contentType ?>
+<FormTemplates xmlns="http://schemas.microsoft.com/sharepoint/v3/contenttype/forms">
+  <Display>DocumentLibraryForm</Display>
+  <Edit>DocumentLibraryForm</Edit>
+  <New>DocumentLibraryForm</New>
+</FormTemplates>
 </file>
 
-<file path=customXml/itemProps2.xml><?xml version="1.0" encoding="utf-8"?>
+<file path=customXml/item4.xml><?xml version="1.0" encoding="utf-8"?>
+<b:Sources xmlns:b="http://schemas.openxmlformats.org/officeDocument/2006/bibliography" xmlns="http://schemas.openxmlformats.org/officeDocument/2006/bibliography" SelectedStyle="\APASixthEditionOfficeOnline.xsl" StyleName="APA" Version="6"/>
+</file>
+
+<file path=customXml/itemProps1.xml><?xml version="1.0" encoding="utf-8"?>
 <ds:datastoreItem xmlns:ds="http://schemas.openxmlformats.org/officeDocument/2006/customXml" ds:itemID="{87E9F4DB-6AD8-4E29-940B-C4697D501BB1}">
   <ds:schemaRefs>
     <ds:schemaRef ds:uri="http://schemas.microsoft.com/office/2006/metadata/properties"/>
@@ -20561,15 +20575,7 @@
 </ds:datastoreItem>
 </file>
 
-<file path=customXml/itemProps3.xml><?xml version="1.0" encoding="utf-8"?>
-<ds:datastoreItem xmlns:ds="http://schemas.openxmlformats.org/officeDocument/2006/customXml" ds:itemID="{F0DE1595-6ACF-4AF5-9CAB-23F35DB233FE}">
-  <ds:schemaRefs>
-    <ds:schemaRef ds:uri="http://schemas.microsoft.com/sharepoint/v3/contenttype/forms"/>
-  </ds:schemaRefs>
-</ds:datastoreItem>
-</file>
-
-<file path=customXml/itemProps4.xml><?xml version="1.0" encoding="utf-8"?>
+<file path=customXml/itemProps2.xml><?xml version="1.0" encoding="utf-8"?>
 <ds:datastoreItem xmlns:ds="http://schemas.openxmlformats.org/officeDocument/2006/customXml" ds:itemID="{A378DC34-7A2F-4EEE-8E1F-C72936D7C24D}">
   <ds:schemaRefs>
     <ds:schemaRef ds:uri="http://schemas.microsoft.com/office/2006/metadata/contentType"/>
@@ -20586,4 +20592,20 @@
     <ds:schemaRef ds:uri="http://schemas.microsoft.com/internal/obd"/>
   </ds:schemaRefs>
 </ds:datastoreItem>
+</file>
+
+<file path=customXml/itemProps3.xml><?xml version="1.0" encoding="utf-8"?>
+<ds:datastoreItem xmlns:ds="http://schemas.openxmlformats.org/officeDocument/2006/customXml" ds:itemID="{F0DE1595-6ACF-4AF5-9CAB-23F35DB233FE}">
+  <ds:schemaRefs>
+    <ds:schemaRef ds:uri="http://schemas.microsoft.com/sharepoint/v3/contenttype/forms"/>
+  </ds:schemaRefs>
+</ds:datastoreItem>
+</file>
+
+<file path=customXml/itemProps4.xml><?xml version="1.0" encoding="utf-8"?>
+<ds:datastoreItem xmlns:ds="http://schemas.openxmlformats.org/officeDocument/2006/customXml" ds:itemID="{E9DAD6DC-B522-4648-9E46-BC6FE1AAE11B}">
+  <ds:schemaRefs>
+    <ds:schemaRef ds:uri="http://schemas.openxmlformats.org/officeDocument/2006/bibliography"/>
+  </ds:schemaRefs>
+</ds:datastoreItem>
 </file>
--- a/fuentes/CFA1_13510005_DU.docx
+++ b/fuentes/CFA1_13510005_DU.docx
@@ -213,7 +213,7 @@
               </wp:anchor>
             </w:drawing>
           </mc:Choice>
-          <mc:Fallback xmlns:w16sdtdh="http://schemas.microsoft.com/office/word/2020/wordml/sdtdatahash" xmlns:a14="http://schemas.microsoft.com/office/drawing/2010/main" xmlns:pic="http://schemas.openxmlformats.org/drawingml/2006/picture" xmlns:adec="http://schemas.microsoft.com/office/drawing/2017/decorative" xmlns:a="http://schemas.openxmlformats.org/drawingml/2006/main" xmlns:w16="http://schemas.microsoft.com/office/word/2018/wordml" xmlns:w16cex="http://schemas.microsoft.com/office/word/2018/wordml/cex">
+          <mc:Fallback xmlns:w16cex="http://schemas.microsoft.com/office/word/2018/wordml/cex" xmlns:w16="http://schemas.microsoft.com/office/word/2018/wordml" xmlns:a="http://schemas.openxmlformats.org/drawingml/2006/main" xmlns:adec="http://schemas.microsoft.com/office/drawing/2017/decorative" xmlns:pic="http://schemas.openxmlformats.org/drawingml/2006/picture" xmlns:a14="http://schemas.microsoft.com/office/drawing/2010/main" xmlns:w16sdtdh="http://schemas.microsoft.com/office/word/2020/wordml/sdtdatahash">
             <w:pict>
               <v:rect id="Rectángulo 4" style="position:absolute;margin-left:-55.7pt;margin-top:29pt;width:613.85pt;height:204pt;z-index:-251659776;visibility:visible;mso-wrap-style:square;mso-width-percent:0;mso-height-percent:0;mso-wrap-distance-left:9pt;mso-wrap-distance-top:0;mso-wrap-distance-right:9pt;mso-wrap-distance-bottom:0;mso-position-horizontal:absolute;mso-position-horizontal-relative:text;mso-position-vertical:absolute;mso-position-vertical-relative:text;mso-width-percent:0;mso-height-percent:0;mso-width-relative:page;mso-height-relative:margin;v-text-anchor:middle" o:spid="_x0000_s1026" fillcolor="#00314d" stroked="f" strokeweight="1pt" w14:anchorId="5C6229C9" o:gfxdata="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"/>
             </w:pict>
@@ -312,7 +312,7 @@
               </wp:anchor>
             </w:drawing>
           </mc:Choice>
-          <mc:Fallback xmlns:a14="http://schemas.microsoft.com/office/drawing/2010/main" xmlns:pic="http://schemas.openxmlformats.org/drawingml/2006/picture" xmlns:adec="http://schemas.microsoft.com/office/drawing/2017/decorative" xmlns:a="http://schemas.openxmlformats.org/drawingml/2006/main" xmlns:w16="http://schemas.microsoft.com/office/word/2018/wordml" xmlns:w16cex="http://schemas.microsoft.com/office/word/2018/wordml/cex">
+          <mc:Fallback xmlns:w16cex="http://schemas.microsoft.com/office/word/2018/wordml/cex" xmlns:w16="http://schemas.microsoft.com/office/word/2018/wordml" xmlns:a="http://schemas.openxmlformats.org/drawingml/2006/main" xmlns:adec="http://schemas.microsoft.com/office/drawing/2017/decorative" xmlns:pic="http://schemas.openxmlformats.org/drawingml/2006/picture" xmlns:a14="http://schemas.microsoft.com/office/drawing/2010/main">
             <w:pict>
               <v:shapetype id="_x0000_t202" coordsize="21600,21600" o:spt="202" path="m,l,21600r21600,l21600,xe" w14:anchorId="5E459EE6">
                 <v:stroke joinstyle="miter"/>
@@ -7852,15 +7852,7 @@
         <w:rPr>
           <w:lang w:eastAsia="es-CO"/>
         </w:rPr>
-        <w:t>iltro burbuja”: los buscadores generales personalizan los resultados según lo que interpretan que el usuario desea conocer. Este proceso puede limitar la diversidad de fuentes, ocultar perspectivas divergentes y relegar información técnica menos “popular”, pero potencialmente más precisa y relevante</w:t>
-      </w:r>
-      <w:bookmarkStart w:id="8" w:name="_GoBack"/>
-      <w:bookmarkEnd w:id="8"/>
-      <w:r>
-        <w:rPr>
-          <w:lang w:eastAsia="es-CO"/>
-        </w:rPr>
-        <w:t xml:space="preserve"> para el análisis académico.</w:t>
+        <w:t>iltro burbuja”: los buscadores generales personalizan los resultados según lo que interpretan que el usuario desea conocer. Este proceso puede limitar la diversidad de fuentes, ocultar perspectivas divergentes y relegar información técnica menos “popular”, pero potencialmente más precisa y relevante para el análisis académico.</w:t>
       </w:r>
     </w:p>
     <w:p>
@@ -8431,12 +8423,12 @@
       <w:pPr>
         <w:pStyle w:val="Ttulo1"/>
       </w:pPr>
-      <w:bookmarkStart w:id="9" w:name="_Toc226472852"/>
+      <w:bookmarkStart w:id="8" w:name="_Toc226472852"/>
       <w:r>
         <w:lastRenderedPageBreak/>
         <w:t>Operadores de búsqueda</w:t>
       </w:r>
-      <w:bookmarkEnd w:id="9"/>
+      <w:bookmarkEnd w:id="8"/>
     </w:p>
     <w:p>
       <w:pPr>
@@ -10138,12 +10130,12 @@
       <w:pPr>
         <w:pStyle w:val="Ttulo1"/>
       </w:pPr>
-      <w:bookmarkStart w:id="10" w:name="_Toc226472853"/>
+      <w:bookmarkStart w:id="9" w:name="_Toc226472853"/>
       <w:r>
         <w:lastRenderedPageBreak/>
         <w:t>Filtros de búsqueda</w:t>
       </w:r>
-      <w:bookmarkEnd w:id="10"/>
+      <w:bookmarkEnd w:id="9"/>
       <w:r>
         <w:t xml:space="preserve"> </w:t>
       </w:r>
@@ -11100,10 +11092,10 @@
           <w:lang w:eastAsia="es-CO"/>
         </w:rPr>
       </w:pPr>
-      <w:bookmarkStart w:id="11" w:name="_Toc223458283"/>
-      <w:bookmarkStart w:id="12" w:name="_Toc226472854"/>
+      <w:bookmarkStart w:id="10" w:name="_Toc223458283"/>
+      <w:bookmarkStart w:id="11" w:name="_Toc226472854"/>
+      <w:bookmarkEnd w:id="10"/>
       <w:bookmarkEnd w:id="11"/>
-      <w:bookmarkEnd w:id="12"/>
     </w:p>
     <w:p>
       <w:pPr>
@@ -11128,10 +11120,10 @@
           <w:lang w:eastAsia="es-CO"/>
         </w:rPr>
       </w:pPr>
-      <w:bookmarkStart w:id="13" w:name="_Toc223458284"/>
-      <w:bookmarkStart w:id="14" w:name="_Toc226472855"/>
+      <w:bookmarkStart w:id="12" w:name="_Toc223458284"/>
+      <w:bookmarkStart w:id="13" w:name="_Toc226472855"/>
+      <w:bookmarkEnd w:id="12"/>
       <w:bookmarkEnd w:id="13"/>
-      <w:bookmarkEnd w:id="14"/>
     </w:p>
     <w:p>
       <w:pPr>
@@ -11156,10 +11148,10 @@
           <w:lang w:eastAsia="es-CO"/>
         </w:rPr>
       </w:pPr>
-      <w:bookmarkStart w:id="15" w:name="_Toc223458285"/>
-      <w:bookmarkStart w:id="16" w:name="_Toc226472856"/>
+      <w:bookmarkStart w:id="14" w:name="_Toc223458285"/>
+      <w:bookmarkStart w:id="15" w:name="_Toc226472856"/>
+      <w:bookmarkEnd w:id="14"/>
       <w:bookmarkEnd w:id="15"/>
-      <w:bookmarkEnd w:id="16"/>
     </w:p>
     <w:p>
       <w:pPr>
@@ -11184,10 +11176,10 @@
           <w:lang w:eastAsia="es-CO"/>
         </w:rPr>
       </w:pPr>
-      <w:bookmarkStart w:id="17" w:name="_Toc223458286"/>
-      <w:bookmarkStart w:id="18" w:name="_Toc226472857"/>
+      <w:bookmarkStart w:id="16" w:name="_Toc223458286"/>
+      <w:bookmarkStart w:id="17" w:name="_Toc226472857"/>
+      <w:bookmarkEnd w:id="16"/>
       <w:bookmarkEnd w:id="17"/>
-      <w:bookmarkEnd w:id="18"/>
     </w:p>
     <w:p>
       <w:pPr>
@@ -11212,10 +11204,10 @@
           <w:lang w:eastAsia="es-CO"/>
         </w:rPr>
       </w:pPr>
-      <w:bookmarkStart w:id="19" w:name="_Toc223458287"/>
-      <w:bookmarkStart w:id="20" w:name="_Toc226472858"/>
+      <w:bookmarkStart w:id="18" w:name="_Toc223458287"/>
+      <w:bookmarkStart w:id="19" w:name="_Toc226472858"/>
+      <w:bookmarkEnd w:id="18"/>
       <w:bookmarkEnd w:id="19"/>
-      <w:bookmarkEnd w:id="20"/>
     </w:p>
     <w:p>
       <w:pPr>
@@ -11240,20 +11232,20 @@
           <w:lang w:eastAsia="es-CO"/>
         </w:rPr>
       </w:pPr>
-      <w:bookmarkStart w:id="21" w:name="_Toc223458288"/>
-      <w:bookmarkStart w:id="22" w:name="_Toc226472859"/>
+      <w:bookmarkStart w:id="20" w:name="_Toc223458288"/>
+      <w:bookmarkStart w:id="21" w:name="_Toc226472859"/>
+      <w:bookmarkEnd w:id="20"/>
       <w:bookmarkEnd w:id="21"/>
+    </w:p>
+    <w:p>
+      <w:pPr>
+        <w:pStyle w:val="Ttulo2"/>
+      </w:pPr>
+      <w:bookmarkStart w:id="22" w:name="_Toc226472860"/>
+      <w:r>
+        <w:t>Construcción de ecuaciones de alta precisión (sintaxis combinada)</w:t>
+      </w:r>
       <w:bookmarkEnd w:id="22"/>
-    </w:p>
-    <w:p>
-      <w:pPr>
-        <w:pStyle w:val="Ttulo2"/>
-      </w:pPr>
-      <w:bookmarkStart w:id="23" w:name="_Toc226472860"/>
-      <w:r>
-        <w:t>Construcción de ecuaciones de alta precisión (sintaxis combinada)</w:t>
-      </w:r>
-      <w:bookmarkEnd w:id="23"/>
     </w:p>
     <w:p>
       <w:pPr>
@@ -11355,11 +11347,11 @@
       <w:pPr>
         <w:pStyle w:val="Ttulo2"/>
       </w:pPr>
-      <w:bookmarkStart w:id="24" w:name="_Toc226472861"/>
+      <w:bookmarkStart w:id="23" w:name="_Toc226472861"/>
       <w:r>
         <w:t>Técnicas de filtrado avanzado: por dominio, formato, fecha y región</w:t>
       </w:r>
-      <w:bookmarkEnd w:id="24"/>
+      <w:bookmarkEnd w:id="23"/>
     </w:p>
     <w:p>
       <w:pPr>
@@ -11683,12 +11675,12 @@
       <w:pPr>
         <w:pStyle w:val="Ttulo1"/>
       </w:pPr>
-      <w:bookmarkStart w:id="25" w:name="_Toc226472862"/>
+      <w:bookmarkStart w:id="24" w:name="_Toc226472862"/>
       <w:r>
         <w:lastRenderedPageBreak/>
         <w:t>Lenguaje natural y lenguaje controlado</w:t>
       </w:r>
-      <w:bookmarkEnd w:id="25"/>
+      <w:bookmarkEnd w:id="24"/>
     </w:p>
     <w:p>
       <w:pPr>
@@ -12469,12 +12461,12 @@
       <w:pPr>
         <w:pStyle w:val="Titulosgenerales"/>
       </w:pPr>
-      <w:bookmarkStart w:id="26" w:name="_Toc226472863"/>
+      <w:bookmarkStart w:id="25" w:name="_Toc226472863"/>
       <w:r>
         <w:lastRenderedPageBreak/>
         <w:t>Síntesis</w:t>
       </w:r>
-      <w:bookmarkEnd w:id="26"/>
+      <w:bookmarkEnd w:id="25"/>
     </w:p>
     <w:p>
       <w:pPr>
@@ -12573,14 +12565,14 @@
       <w:pPr>
         <w:pStyle w:val="Titulosgenerales"/>
       </w:pPr>
-      <w:bookmarkStart w:id="27" w:name="_Toc176443725"/>
-      <w:bookmarkStart w:id="28" w:name="_Toc226472864"/>
+      <w:bookmarkStart w:id="26" w:name="_Toc176443725"/>
+      <w:bookmarkStart w:id="27" w:name="_Toc226472864"/>
       <w:r>
         <w:lastRenderedPageBreak/>
         <w:t>Glosario</w:t>
       </w:r>
+      <w:bookmarkEnd w:id="26"/>
       <w:bookmarkEnd w:id="27"/>
-      <w:bookmarkEnd w:id="28"/>
     </w:p>
     <w:p>
       <w:pPr>
@@ -12853,8 +12845,8 @@
           <w:lang w:val="es-MX"/>
         </w:rPr>
       </w:pPr>
-      <w:bookmarkStart w:id="29" w:name="_Toc176443726"/>
-      <w:bookmarkStart w:id="30" w:name="_Toc226472865"/>
+      <w:bookmarkStart w:id="28" w:name="_Toc176443726"/>
+      <w:bookmarkStart w:id="29" w:name="_Toc226472865"/>
       <w:r>
         <w:rPr>
           <w:lang w:val="es-MX"/>
@@ -12862,8 +12854,8 @@
         <w:lastRenderedPageBreak/>
         <w:t>Referencias bibliográficas</w:t>
       </w:r>
+      <w:bookmarkEnd w:id="28"/>
       <w:bookmarkEnd w:id="29"/>
-      <w:bookmarkEnd w:id="30"/>
     </w:p>
     <w:p>
       <w:pPr>
@@ -12986,14 +12978,14 @@
       <w:pPr>
         <w:pStyle w:val="Titulosgenerales"/>
       </w:pPr>
-      <w:bookmarkStart w:id="31" w:name="_Toc176443727"/>
-      <w:bookmarkStart w:id="32" w:name="_Toc226472866"/>
+      <w:bookmarkStart w:id="30" w:name="_Toc176443727"/>
+      <w:bookmarkStart w:id="31" w:name="_Toc226472866"/>
       <w:r>
         <w:lastRenderedPageBreak/>
         <w:t>Créditos</w:t>
       </w:r>
+      <w:bookmarkEnd w:id="30"/>
       <w:bookmarkEnd w:id="31"/>
-      <w:bookmarkEnd w:id="32"/>
     </w:p>
     <w:tbl>
       <w:tblPr>
@@ -13029,12 +13021,14 @@
             <w:pPr>
               <w:rPr>
                 <w:b/>
+                <w:sz w:val="24"/>
                 <w:lang w:val="es-ES_tradnl" w:eastAsia="es-CO"/>
               </w:rPr>
             </w:pPr>
             <w:r>
               <w:rPr>
                 <w:b/>
+                <w:sz w:val="24"/>
                 <w:lang w:val="es-ES_tradnl" w:eastAsia="es-CO"/>
               </w:rPr>
               <w:t>Nombre</w:t>
@@ -13050,12 +13044,14 @@
             <w:pPr>
               <w:rPr>
                 <w:b/>
+                <w:sz w:val="24"/>
                 <w:lang w:val="es-ES_tradnl" w:eastAsia="es-CO"/>
               </w:rPr>
             </w:pPr>
             <w:r>
               <w:rPr>
                 <w:b/>
+                <w:sz w:val="24"/>
                 <w:lang w:val="es-ES_tradnl" w:eastAsia="es-CO"/>
               </w:rPr>
               <w:t>Cargo</w:t>
@@ -13072,12 +13068,14 @@
               <w:ind w:firstLine="0"/>
               <w:rPr>
                 <w:b/>
+                <w:sz w:val="24"/>
                 <w:lang w:val="es-ES_tradnl" w:eastAsia="es-CO"/>
               </w:rPr>
             </w:pPr>
             <w:r>
               <w:rPr>
                 <w:b/>
+                <w:sz w:val="24"/>
                 <w:lang w:val="es-ES_tradnl" w:eastAsia="es-CO"/>
               </w:rPr>
               <w:t>Centro de Formación y Regional</w:t>
@@ -13105,6 +13103,9 @@
               </w:rPr>
             </w:pPr>
             <w:r>
+              <w:rPr>
+                <w:sz w:val="24"/>
+              </w:rPr>
               <w:t>Claudia Johanna Gómez Pérez</w:t>
             </w:r>
           </w:p>
@@ -13124,9 +13125,14 @@
                 <w:lang w:val="es-ES_tradnl" w:eastAsia="es-CO"/>
               </w:rPr>
             </w:pPr>
+            <w:bookmarkStart w:id="32" w:name="_GoBack"/>
             <w:r>
-              <w:t>Responsable Ecosistema de Recursos Educativos Digitales (RED)</w:t>
+              <w:rPr>
+                <w:sz w:val="24"/>
+              </w:rPr>
+              <w:t>Profesional G06. Responsable Ecosistema Virtual de Recursos Educativos Digitales</w:t>
             </w:r>
+            <w:bookmarkEnd w:id="32"/>
           </w:p>
         </w:tc>
         <w:tc>
@@ -13145,6 +13151,9 @@
               </w:rPr>
             </w:pPr>
             <w:r>
+              <w:rPr>
+                <w:sz w:val="24"/>
+              </w:rPr>
               <w:t>Dirección General</w:t>
             </w:r>
           </w:p>
@@ -13166,14 +13175,23 @@
               </w:rPr>
             </w:pPr>
             <w:r>
+              <w:rPr>
+                <w:sz w:val="24"/>
+              </w:rPr>
               <w:t xml:space="preserve">Diana Rocío </w:t>
             </w:r>
             <w:proofErr w:type="spellStart"/>
             <w:r>
+              <w:rPr>
+                <w:sz w:val="24"/>
+              </w:rPr>
               <w:t>Possos</w:t>
             </w:r>
             <w:proofErr w:type="spellEnd"/>
             <w:r>
+              <w:rPr>
+                <w:sz w:val="24"/>
+              </w:rPr>
               <w:t xml:space="preserve"> Beltrán</w:t>
             </w:r>
           </w:p>
@@ -13193,6 +13211,9 @@
               </w:rPr>
             </w:pPr>
             <w:r>
+              <w:rPr>
+                <w:sz w:val="24"/>
+              </w:rPr>
               <w:t>Responsable de línea de producción</w:t>
             </w:r>
           </w:p>
@@ -13212,6 +13233,9 @@
               </w:rPr>
             </w:pPr>
             <w:r>
+              <w:rPr>
+                <w:sz w:val="24"/>
+              </w:rPr>
               <w:t>Centro de Comercio y Servicios - Regional Tolima</w:t>
             </w:r>
           </w:p>
@@ -13237,6 +13261,9 @@
               </w:rPr>
             </w:pPr>
             <w:r>
+              <w:rPr>
+                <w:sz w:val="24"/>
+              </w:rPr>
               <w:t>Omar Alexander Valderrama Espejo</w:t>
             </w:r>
           </w:p>
@@ -13257,6 +13284,9 @@
               </w:rPr>
             </w:pPr>
             <w:r>
+              <w:rPr>
+                <w:sz w:val="24"/>
+              </w:rPr>
               <w:t>Experto temático</w:t>
             </w:r>
           </w:p>
@@ -13277,6 +13307,9 @@
               </w:rPr>
             </w:pPr>
             <w:r>
+              <w:rPr>
+                <w:sz w:val="24"/>
+              </w:rPr>
               <w:t>Dirección de Formación Profesional Integral</w:t>
             </w:r>
           </w:p>
@@ -13298,6 +13331,9 @@
               </w:rPr>
             </w:pPr>
             <w:r>
+              <w:rPr>
+                <w:sz w:val="24"/>
+              </w:rPr>
               <w:t>Martha Luz Gutiérrez</w:t>
             </w:r>
           </w:p>
@@ -13317,6 +13353,9 @@
               </w:rPr>
             </w:pPr>
             <w:r>
+              <w:rPr>
+                <w:sz w:val="24"/>
+              </w:rPr>
               <w:t>Experta temática</w:t>
             </w:r>
           </w:p>
@@ -13336,6 +13375,9 @@
               </w:rPr>
             </w:pPr>
             <w:r>
+              <w:rPr>
+                <w:sz w:val="24"/>
+              </w:rPr>
               <w:t>Dirección de Formación Profesional Integral</w:t>
             </w:r>
           </w:p>
@@ -13358,6 +13400,9 @@
               </w:rPr>
             </w:pPr>
             <w:r>
+              <w:rPr>
+                <w:sz w:val="24"/>
+              </w:rPr>
               <w:t>Ofelia Corrales</w:t>
             </w:r>
           </w:p>
@@ -13378,6 +13423,9 @@
               </w:rPr>
             </w:pPr>
             <w:r>
+              <w:rPr>
+                <w:sz w:val="24"/>
+              </w:rPr>
               <w:t>Experta temática</w:t>
             </w:r>
           </w:p>
@@ -13398,6 +13446,9 @@
               </w:rPr>
             </w:pPr>
             <w:r>
+              <w:rPr>
+                <w:sz w:val="24"/>
+              </w:rPr>
               <w:t>Regional Valle</w:t>
             </w:r>
           </w:p>
@@ -13419,6 +13470,9 @@
               </w:rPr>
             </w:pPr>
             <w:r>
+              <w:rPr>
+                <w:sz w:val="24"/>
+              </w:rPr>
               <w:t>Norma Buenaventura Gisela Alvis</w:t>
             </w:r>
           </w:p>
@@ -13438,6 +13492,9 @@
               </w:rPr>
             </w:pPr>
             <w:r>
+              <w:rPr>
+                <w:sz w:val="24"/>
+              </w:rPr>
               <w:t>Asesora pedagógica</w:t>
             </w:r>
           </w:p>
@@ -13457,12 +13514,21 @@
               </w:rPr>
             </w:pPr>
             <w:r>
+              <w:rPr>
+                <w:sz w:val="24"/>
+              </w:rPr>
               <w:t>Centro de Industria y la Construcción -</w:t>
             </w:r>
             <w:r>
+              <w:rPr>
+                <w:sz w:val="24"/>
+              </w:rPr>
               <w:t xml:space="preserve"> </w:t>
             </w:r>
             <w:r>
+              <w:rPr>
+                <w:sz w:val="24"/>
+              </w:rPr>
               <w:t>Regional Tolima</w:t>
             </w:r>
           </w:p>
@@ -13486,10 +13552,16 @@
             </w:pPr>
             <w:proofErr w:type="spellStart"/>
             <w:r>
+              <w:rPr>
+                <w:sz w:val="24"/>
+              </w:rPr>
               <w:t>Solanlly</w:t>
             </w:r>
             <w:proofErr w:type="spellEnd"/>
             <w:r>
+              <w:rPr>
+                <w:sz w:val="24"/>
+              </w:rPr>
               <w:t xml:space="preserve"> Sánchez Melo</w:t>
             </w:r>
           </w:p>
@@ -13510,6 +13582,9 @@
               </w:rPr>
             </w:pPr>
             <w:r>
+              <w:rPr>
+                <w:sz w:val="24"/>
+              </w:rPr>
               <w:t>Experta temática</w:t>
             </w:r>
           </w:p>
@@ -13530,6 +13605,9 @@
               </w:rPr>
             </w:pPr>
             <w:r>
+              <w:rPr>
+                <w:sz w:val="24"/>
+              </w:rPr>
               <w:t>Centro de Comercio y Servicios - Regional Tolima</w:t>
             </w:r>
           </w:p>
@@ -13551,6 +13629,9 @@
               </w:rPr>
             </w:pPr>
             <w:r>
+              <w:rPr>
+                <w:sz w:val="24"/>
+              </w:rPr>
               <w:t>Andrés Felipe Velandia Espitia</w:t>
             </w:r>
           </w:p>
@@ -13570,6 +13651,9 @@
               </w:rPr>
             </w:pPr>
             <w:r>
+              <w:rPr>
+                <w:sz w:val="24"/>
+              </w:rPr>
               <w:t>Evaluador instruccional</w:t>
             </w:r>
           </w:p>
@@ -13589,6 +13673,9 @@
               </w:rPr>
             </w:pPr>
             <w:r>
+              <w:rPr>
+                <w:sz w:val="24"/>
+              </w:rPr>
               <w:t>Centro de Comercio y Servicios - Regional Tolima</w:t>
             </w:r>
           </w:p>
@@ -13611,15 +13698,23 @@
               </w:rPr>
             </w:pPr>
             <w:r>
-              <w:lastRenderedPageBreak/>
+              <w:rPr>
+                <w:sz w:val="24"/>
+              </w:rPr>
               <w:t xml:space="preserve">Oscar </w:t>
             </w:r>
             <w:proofErr w:type="spellStart"/>
             <w:r>
+              <w:rPr>
+                <w:sz w:val="24"/>
+              </w:rPr>
               <w:t>Ivan</w:t>
             </w:r>
             <w:proofErr w:type="spellEnd"/>
             <w:r>
+              <w:rPr>
+                <w:sz w:val="24"/>
+              </w:rPr>
               <w:t xml:space="preserve"> Uribe Ortiz</w:t>
             </w:r>
           </w:p>
@@ -13640,6 +13735,9 @@
               </w:rPr>
             </w:pPr>
             <w:r>
+              <w:rPr>
+                <w:sz w:val="24"/>
+              </w:rPr>
               <w:t>Diseñador de contenidos digitales</w:t>
             </w:r>
           </w:p>
@@ -13660,6 +13758,9 @@
               </w:rPr>
             </w:pPr>
             <w:r>
+              <w:rPr>
+                <w:sz w:val="24"/>
+              </w:rPr>
               <w:t>Centro de Comercio y Servicios - Regional Tolima</w:t>
             </w:r>
           </w:p>
@@ -13680,6 +13781,10 @@
               </w:rPr>
             </w:pPr>
             <w:r>
+              <w:rPr>
+                <w:sz w:val="24"/>
+              </w:rPr>
+              <w:lastRenderedPageBreak/>
               <w:t>José Jaime Luis Tang Pinzón</w:t>
             </w:r>
           </w:p>
@@ -13698,6 +13803,9 @@
               </w:rPr>
             </w:pPr>
             <w:r>
+              <w:rPr>
+                <w:sz w:val="24"/>
+              </w:rPr>
               <w:t>Diseñador de contenidos digitales</w:t>
             </w:r>
           </w:p>
@@ -13716,6 +13824,9 @@
               </w:rPr>
             </w:pPr>
             <w:r>
+              <w:rPr>
+                <w:sz w:val="24"/>
+              </w:rPr>
               <w:t>Centro de Comercio y Servicios - Regional Tolima</w:t>
             </w:r>
           </w:p>
@@ -13738,6 +13849,9 @@
               </w:rPr>
             </w:pPr>
             <w:r>
+              <w:rPr>
+                <w:sz w:val="24"/>
+              </w:rPr>
               <w:t>Francisco José Vásquez Suárez</w:t>
             </w:r>
           </w:p>
@@ -13758,11 +13872,15 @@
               </w:rPr>
             </w:pPr>
             <w:r>
+              <w:rPr>
+                <w:sz w:val="24"/>
+              </w:rPr>
               <w:t xml:space="preserve">Desarrollador </w:t>
             </w:r>
             <w:r>
               <w:rPr>
                 <w:rStyle w:val="Extranjerismo"/>
+                <w:sz w:val="24"/>
               </w:rPr>
               <w:t>full stack</w:t>
             </w:r>
@@ -13784,6 +13902,9 @@
               </w:rPr>
             </w:pPr>
             <w:r>
+              <w:rPr>
+                <w:sz w:val="24"/>
+              </w:rPr>
               <w:t>Centro de Comercio y Servicios - Regional Tolima</w:t>
             </w:r>
           </w:p>
@@ -13806,10 +13927,16 @@
               </w:rPr>
             </w:pPr>
             <w:r>
+              <w:rPr>
+                <w:sz w:val="24"/>
+              </w:rPr>
               <w:t xml:space="preserve">Ernesto Navarro </w:t>
             </w:r>
             <w:proofErr w:type="spellStart"/>
             <w:r>
+              <w:rPr>
+                <w:sz w:val="24"/>
+              </w:rPr>
               <w:t>Jaimes</w:t>
             </w:r>
             <w:proofErr w:type="spellEnd"/>
@@ -13831,6 +13958,9 @@
               </w:rPr>
             </w:pPr>
             <w:r>
+              <w:rPr>
+                <w:sz w:val="24"/>
+              </w:rPr>
               <w:t>Animador y productor audiovisual</w:t>
             </w:r>
           </w:p>
@@ -13851,6 +13981,9 @@
               </w:rPr>
             </w:pPr>
             <w:r>
+              <w:rPr>
+                <w:sz w:val="24"/>
+              </w:rPr>
               <w:t>Centro de Comercio y Servicios - Regional Tolima</w:t>
             </w:r>
           </w:p>
@@ -13873,6 +14006,9 @@
               </w:rPr>
             </w:pPr>
             <w:r>
+              <w:rPr>
+                <w:sz w:val="24"/>
+              </w:rPr>
               <w:t>Jorge Eduardo Rueda Peña</w:t>
             </w:r>
           </w:p>
@@ -13893,7 +14029,22 @@
               </w:rPr>
             </w:pPr>
             <w:r>
-              <w:t>Evaluadora de contenidos inclusivos y accesibles</w:t>
+              <w:rPr>
+                <w:sz w:val="24"/>
+              </w:rPr>
+              <w:t>Evaluador</w:t>
+            </w:r>
+            <w:r>
+              <w:rPr>
+                <w:sz w:val="24"/>
+              </w:rPr>
+              <w:t xml:space="preserve"> </w:t>
+            </w:r>
+            <w:r>
+              <w:rPr>
+                <w:sz w:val="24"/>
+              </w:rPr>
+              <w:t>de contenidos inclusivos y accesibles</w:t>
             </w:r>
           </w:p>
         </w:tc>
@@ -13913,6 +14064,9 @@
               </w:rPr>
             </w:pPr>
             <w:r>
+              <w:rPr>
+                <w:sz w:val="24"/>
+              </w:rPr>
               <w:t>Centro de Comercio y Servicios - Regional Tolima</w:t>
             </w:r>
           </w:p>
@@ -13935,6 +14089,9 @@
               </w:rPr>
             </w:pPr>
             <w:r>
+              <w:rPr>
+                <w:sz w:val="24"/>
+              </w:rPr>
               <w:t>Javier Mauricio Oviedo</w:t>
             </w:r>
           </w:p>
@@ -13955,6 +14112,9 @@
               </w:rPr>
             </w:pPr>
             <w:r>
+              <w:rPr>
+                <w:sz w:val="24"/>
+              </w:rPr>
               <w:t>Validador y vinculador de recursos educativos digitales</w:t>
             </w:r>
           </w:p>
@@ -13975,6 +14135,9 @@
               </w:rPr>
             </w:pPr>
             <w:r>
+              <w:rPr>
+                <w:sz w:val="24"/>
+              </w:rPr>
               <w:t>Centro de Comercio y Servicios - Regional Tolima</w:t>
             </w:r>
           </w:p>
@@ -14120,7 +14283,7 @@
             </wp:anchor>
           </w:drawing>
         </mc:Choice>
-        <mc:Fallback xmlns:a="http://schemas.openxmlformats.org/drawingml/2006/main" xmlns:w16="http://schemas.microsoft.com/office/word/2018/wordml" xmlns:w16cex="http://schemas.microsoft.com/office/word/2018/wordml/cex">
+        <mc:Fallback xmlns:w16cex="http://schemas.microsoft.com/office/word/2018/wordml/cex" xmlns:w16="http://schemas.microsoft.com/office/word/2018/wordml" xmlns:a="http://schemas.openxmlformats.org/drawingml/2006/main">
           <w:pict>
             <v:shapetype id="_x0000_t202" coordsize="21600,21600" o:spt="202" path="m,l,21600r21600,l21600,xe" w14:anchorId="30EDB3B0">
               <v:stroke joinstyle="miter"/>
@@ -20306,14 +20469,12 @@
 </file>
 
 <file path=customXml/item1.xml><?xml version="1.0" encoding="utf-8"?>
-<p:properties xmlns:p="http://schemas.microsoft.com/office/2006/metadata/properties" xmlns:xsi="http://www.w3.org/2001/XMLSchema-instance" xmlns:pc="http://schemas.microsoft.com/office/infopath/2007/PartnerControls">
-  <documentManagement>
-    <TaxCatchAll xmlns="13c90a0b-73bc-4dc0-be5f-28d77b615beb" xsi:nil="true"/>
-    <lcf76f155ced4ddcb4097134ff3c332f xmlns="13c93bba-48ce-428c-bfe5-88b42c19b028">
-      <Terms xmlns="http://schemas.microsoft.com/office/infopath/2007/PartnerControls"/>
-    </lcf76f155ced4ddcb4097134ff3c332f>
-  </documentManagement>
-</p:properties>
+<?mso-contentType ?>
+<FormTemplates xmlns="http://schemas.microsoft.com/sharepoint/v3/contenttype/forms">
+  <Display>DocumentLibraryForm</Display>
+  <Edit>DocumentLibraryForm</Edit>
+  <New>DocumentLibraryForm</New>
+</FormTemplates>
 </file>
 
 <file path=customXml/item2.xml><?xml version="1.0" encoding="utf-8"?>
@@ -20552,12 +20713,14 @@
 </file>
 
 <file path=customXml/item3.xml><?xml version="1.0" encoding="utf-8"?>
-<?mso-contentType ?>
-<FormTemplates xmlns="http://schemas.microsoft.com/sharepoint/v3/contenttype/forms">
-  <Display>DocumentLibraryForm</Display>
-  <Edit>DocumentLibraryForm</Edit>
-  <New>DocumentLibraryForm</New>
-</FormTemplates>
+<p:properties xmlns:p="http://schemas.microsoft.com/office/2006/metadata/properties" xmlns:xsi="http://www.w3.org/2001/XMLSchema-instance" xmlns:pc="http://schemas.microsoft.com/office/infopath/2007/PartnerControls">
+  <documentManagement>
+    <TaxCatchAll xmlns="13c90a0b-73bc-4dc0-be5f-28d77b615beb" xsi:nil="true"/>
+    <lcf76f155ced4ddcb4097134ff3c332f xmlns="13c93bba-48ce-428c-bfe5-88b42c19b028">
+      <Terms xmlns="http://schemas.microsoft.com/office/infopath/2007/PartnerControls"/>
+    </lcf76f155ced4ddcb4097134ff3c332f>
+  </documentManagement>
+</p:properties>
 </file>
 
 <file path=customXml/item4.xml><?xml version="1.0" encoding="utf-8"?>
@@ -20565,12 +20728,9 @@
 </file>
 
 <file path=customXml/itemProps1.xml><?xml version="1.0" encoding="utf-8"?>
-<ds:datastoreItem xmlns:ds="http://schemas.openxmlformats.org/officeDocument/2006/customXml" ds:itemID="{87E9F4DB-6AD8-4E29-940B-C4697D501BB1}">
+<ds:datastoreItem xmlns:ds="http://schemas.openxmlformats.org/officeDocument/2006/customXml" ds:itemID="{F0DE1595-6ACF-4AF5-9CAB-23F35DB233FE}">
   <ds:schemaRefs>
-    <ds:schemaRef ds:uri="http://schemas.microsoft.com/office/2006/metadata/properties"/>
-    <ds:schemaRef ds:uri="http://schemas.microsoft.com/office/infopath/2007/PartnerControls"/>
-    <ds:schemaRef ds:uri="13c90a0b-73bc-4dc0-be5f-28d77b615beb"/>
-    <ds:schemaRef ds:uri="13c93bba-48ce-428c-bfe5-88b42c19b028"/>
+    <ds:schemaRef ds:uri="http://schemas.microsoft.com/sharepoint/v3/contenttype/forms"/>
   </ds:schemaRefs>
 </ds:datastoreItem>
 </file>
@@ -20595,15 +20755,18 @@
 </file>
 
 <file path=customXml/itemProps3.xml><?xml version="1.0" encoding="utf-8"?>
-<ds:datastoreItem xmlns:ds="http://schemas.openxmlformats.org/officeDocument/2006/customXml" ds:itemID="{F0DE1595-6ACF-4AF5-9CAB-23F35DB233FE}">
+<ds:datastoreItem xmlns:ds="http://schemas.openxmlformats.org/officeDocument/2006/customXml" ds:itemID="{87E9F4DB-6AD8-4E29-940B-C4697D501BB1}">
   <ds:schemaRefs>
-    <ds:schemaRef ds:uri="http://schemas.microsoft.com/sharepoint/v3/contenttype/forms"/>
+    <ds:schemaRef ds:uri="http://schemas.microsoft.com/office/2006/metadata/properties"/>
+    <ds:schemaRef ds:uri="http://schemas.microsoft.com/office/infopath/2007/PartnerControls"/>
+    <ds:schemaRef ds:uri="13c90a0b-73bc-4dc0-be5f-28d77b615beb"/>
+    <ds:schemaRef ds:uri="13c93bba-48ce-428c-bfe5-88b42c19b028"/>
   </ds:schemaRefs>
 </ds:datastoreItem>
 </file>
 
 <file path=customXml/itemProps4.xml><?xml version="1.0" encoding="utf-8"?>
-<ds:datastoreItem xmlns:ds="http://schemas.openxmlformats.org/officeDocument/2006/customXml" ds:itemID="{E9DAD6DC-B522-4648-9E46-BC6FE1AAE11B}">
+<ds:datastoreItem xmlns:ds="http://schemas.openxmlformats.org/officeDocument/2006/customXml" ds:itemID="{3351D1D9-A67E-4057-8C5B-1ACDCC59EEC4}">
   <ds:schemaRefs>
     <ds:schemaRef ds:uri="http://schemas.openxmlformats.org/officeDocument/2006/bibliography"/>
   </ds:schemaRefs>
